--- a/package/설치와실행_안내.docx
+++ b/package/설치와실행_안내.docx
@@ -212,23 +212,7 @@
           <w:color w:val="000000"/>
           <w:sz w:val="21"/>
         </w:rPr>
-        <w:t>처음 한 번만 준비가 필요하고, 그다음부터는 파일 하나를 두 번 눌러 여는 것이 전부입니다. 준비까지 포함해 대략 20분에서 30분 걸립니다. 대부분은 프로그램을 내려받아 설치되기를 기다리는 시간입니다.</w:t>
-      </w:r>
-    </w:p>
-    <w:p>
-      <w:pPr>
-        <w:keepLines/>
-        <w:spacing w:after="130" w:before="0" w:line="330" w:lineRule="exact"/>
-      </w:pPr>
-      <w:r>
-        <w:rPr>
-          <w:rFonts w:ascii="맑은 고딕" w:hAnsi="맑은 고딕" w:eastAsia="맑은 고딕"/>
-          <w:b w:val="0"/>
-          <w:i w:val="0"/>
-          <w:color w:val="000000"/>
-          <w:sz w:val="21"/>
-        </w:rPr>
-        <w:t>전체가 네 단계입니다.</w:t>
+        <w:t>처음 한 번만 준비가 필요하고, 그다음부터는 파일 하나를 두 번 눌러 여는 것이 전부입니다. 준비까지 포함해 20분 안팎입니다. 대부분은 프로그램을 내려받아 설치되기를 기다리는 시간입니다.</w:t>
       </w:r>
     </w:p>
     <w:tbl>
@@ -340,91 +324,7 @@
                 <w:color w:val="000000"/>
                 <w:sz w:val="19"/>
               </w:rPr>
-              <w:t>준비 ①</w:t>
-            </w:r>
-          </w:p>
-        </w:tc>
-        <w:tc>
-          <w:tcPr>
-            <w:tcW w:type="dxa" w:w="6100"/>
-          </w:tcPr>
-          <w:p>
-            <w:pPr>
-              <w:keepNext/>
-              <w:spacing w:after="20" w:before="20" w:line="260" w:lineRule="exact"/>
-            </w:pPr>
-            <w:r>
-              <w:rPr>
-                <w:rFonts w:ascii="맑은 고딕" w:hAnsi="맑은 고딕" w:eastAsia="맑은 고딕"/>
-                <w:b w:val="0"/>
-                <w:i w:val="0"/>
-                <w:color w:val="000000"/>
-                <w:sz w:val="19"/>
-              </w:rPr>
-              <w:t>파이썬(Python)을 설치합니다.</w:t>
-            </w:r>
-          </w:p>
-          <w:p>
-            <w:pPr>
-              <w:keepNext/>
-              <w:spacing w:after="20" w:before="20" w:line="260" w:lineRule="exact"/>
-            </w:pPr>
-            <w:r>
-              <w:rPr>
-                <w:rFonts w:ascii="맑은 고딕" w:hAnsi="맑은 고딕" w:eastAsia="맑은 고딕"/>
-                <w:b w:val="0"/>
-                <w:i w:val="0"/>
-                <w:color w:val="000000"/>
-                <w:sz w:val="19"/>
-              </w:rPr>
-              <w:t>이 프로그램이 돌아가는 바탕입니다.</w:t>
-            </w:r>
-          </w:p>
-        </w:tc>
-        <w:tc>
-          <w:tcPr>
-            <w:tcW w:type="dxa" w:w="1000"/>
-          </w:tcPr>
-          <w:p>
-            <w:pPr>
-              <w:keepNext/>
-              <w:spacing w:after="20" w:before="20" w:line="260" w:lineRule="exact"/>
-            </w:pPr>
-            <w:r>
-              <w:rPr>
-                <w:rFonts w:ascii="맑은 고딕" w:hAnsi="맑은 고딕" w:eastAsia="맑은 고딕"/>
-                <w:b w:val="0"/>
-                <w:i w:val="0"/>
-                <w:color w:val="000000"/>
-                <w:sz w:val="19"/>
-              </w:rPr>
-              <w:t>10분</w:t>
-            </w:r>
-          </w:p>
-        </w:tc>
-      </w:tr>
-      <w:tr>
-        <w:trPr>
-          <w:cantSplit/>
-        </w:trPr>
-        <w:tc>
-          <w:tcPr>
-            <w:tcW w:type="dxa" w:w="1100"/>
-          </w:tcPr>
-          <w:p>
-            <w:pPr>
-              <w:keepNext/>
-              <w:spacing w:after="20" w:before="20" w:line="260" w:lineRule="exact"/>
-            </w:pPr>
-            <w:r>
-              <w:rPr>
-                <w:rFonts w:ascii="맑은 고딕" w:hAnsi="맑은 고딕" w:eastAsia="맑은 고딕"/>
-                <w:b w:val="0"/>
-                <w:i w:val="0"/>
-                <w:color w:val="000000"/>
-                <w:sz w:val="19"/>
-              </w:rPr>
-              <w:t>준비 ②</w:t>
+              <w:t>준비</w:t>
             </w:r>
           </w:p>
         </w:tc>
@@ -728,6 +628,151 @@
           <w:color w:val="000000"/>
           <w:sz w:val="21"/>
         </w:rPr>
+        <w:t>그 전에 — 파이썬이 깔려 있어야 합니다</w:t>
+      </w:r>
+    </w:p>
+    <w:p>
+      <w:pPr>
+        <w:keepLines/>
+        <w:spacing w:after="130" w:before="0" w:line="330" w:lineRule="exact"/>
+      </w:pPr>
+      <w:r>
+        <w:rPr>
+          <w:rFonts w:ascii="맑은 고딕" w:hAnsi="맑은 고딕" w:eastAsia="맑은 고딕"/>
+          <w:b w:val="0"/>
+          <w:i w:val="0"/>
+          <w:color w:val="000000"/>
+          <w:sz w:val="21"/>
+        </w:rPr>
+        <w:t xml:space="preserve">이 프로그램은 파이썬(Python) 위에서 돕니다. </w:t>
+      </w:r>
+      <w:r>
+        <w:rPr>
+          <w:rFonts w:ascii="맑은 고딕" w:hAnsi="맑은 고딕" w:eastAsia="맑은 고딕"/>
+          <w:b/>
+          <w:i w:val="0"/>
+          <w:color w:val="000000"/>
+          <w:sz w:val="21"/>
+        </w:rPr>
+        <w:t>3.10 이상</w:t>
+      </w:r>
+      <w:r>
+        <w:rPr>
+          <w:rFonts w:ascii="맑은 고딕" w:hAnsi="맑은 고딕" w:eastAsia="맑은 고딕"/>
+          <w:b w:val="0"/>
+          <w:i w:val="0"/>
+          <w:color w:val="000000"/>
+          <w:sz w:val="21"/>
+        </w:rPr>
+        <w:t>이 필요합니다. 이미 쓰고 계시면 그대로 두시면 됩니다.</w:t>
+      </w:r>
+    </w:p>
+    <w:p>
+      <w:pPr>
+        <w:keepLines/>
+        <w:spacing w:after="130" w:before="0" w:line="330" w:lineRule="exact"/>
+      </w:pPr>
+      <w:r>
+        <w:rPr>
+          <w:rFonts w:ascii="맑은 고딕" w:hAnsi="맑은 고딕" w:eastAsia="맑은 고딕"/>
+          <w:b w:val="0"/>
+          <w:i w:val="0"/>
+          <w:color w:val="000000"/>
+          <w:sz w:val="21"/>
+        </w:rPr>
+        <w:t xml:space="preserve">없으시면 python.org 에서 받아 설치하시되, 설치 창 </w:t>
+      </w:r>
+      <w:r>
+        <w:rPr>
+          <w:rFonts w:ascii="맑은 고딕" w:hAnsi="맑은 고딕" w:eastAsia="맑은 고딕"/>
+          <w:b/>
+          <w:i w:val="0"/>
+          <w:color w:val="000000"/>
+          <w:sz w:val="21"/>
+        </w:rPr>
+        <w:t>맨 아래의 「Add python.exe to PATH」 에 반드시 체크</w:t>
+      </w:r>
+      <w:r>
+        <w:rPr>
+          <w:rFonts w:ascii="맑은 고딕" w:hAnsi="맑은 고딕" w:eastAsia="맑은 고딕"/>
+          <w:b w:val="0"/>
+          <w:i w:val="0"/>
+          <w:color w:val="000000"/>
+          <w:sz w:val="21"/>
+        </w:rPr>
+        <w:t>하십시오. 이 한 칸을 빠뜨리면 나중에 배치 파일을 눌렀을 때 검은 창이 떴다가 순식간에 사라집니다 — 이 프로그램에서 막히는 경우의 대부분이 이것입니다.</w:t>
+      </w:r>
+    </w:p>
+    <w:p>
+      <w:pPr>
+        <w:keepLines/>
+        <w:spacing w:after="130" w:before="0" w:line="330" w:lineRule="exact"/>
+      </w:pPr>
+      <w:r>
+        <w:rPr>
+          <w:rFonts w:ascii="맑은 고딕" w:hAnsi="맑은 고딕" w:eastAsia="맑은 고딕"/>
+          <w:b w:val="0"/>
+          <w:i w:val="0"/>
+          <w:color w:val="000000"/>
+          <w:sz w:val="21"/>
+        </w:rPr>
+        <w:t xml:space="preserve">확인하시려면 명령창(윈도우 키 + R → cmd → Enter)에서 </w:t>
+      </w:r>
+      <w:r>
+        <w:rPr>
+          <w:rFonts w:ascii="맑은 고딕" w:hAnsi="맑은 고딕" w:eastAsia="맑은 고딕"/>
+          <w:b/>
+          <w:i w:val="0"/>
+          <w:color w:val="000000"/>
+          <w:sz w:val="21"/>
+        </w:rPr>
+        <w:t>python --version</w:t>
+      </w:r>
+      <w:r>
+        <w:rPr>
+          <w:rFonts w:ascii="맑은 고딕" w:hAnsi="맑은 고딕" w:eastAsia="맑은 고딕"/>
+          <w:b w:val="0"/>
+          <w:i w:val="0"/>
+          <w:color w:val="000000"/>
+          <w:sz w:val="21"/>
+        </w:rPr>
+        <w:t xml:space="preserve"> 을 쳐 보십시오. 버전이 찍히면 된 것입니다. 창은 </w:t>
+      </w:r>
+      <w:r>
+        <w:rPr>
+          <w:rFonts w:ascii="맑은 고딕" w:hAnsi="맑은 고딕" w:eastAsia="맑은 고딕"/>
+          <w:b/>
+          <w:i w:val="0"/>
+          <w:color w:val="000000"/>
+          <w:sz w:val="21"/>
+        </w:rPr>
+        <w:t>exit</w:t>
+      </w:r>
+      <w:r>
+        <w:rPr>
+          <w:rFonts w:ascii="맑은 고딕" w:hAnsi="맑은 고딕" w:eastAsia="맑은 고딕"/>
+          <w:b w:val="0"/>
+          <w:i w:val="0"/>
+          <w:color w:val="000000"/>
+          <w:sz w:val="21"/>
+        </w:rPr>
+        <w:t xml:space="preserve"> 를 치고 Enter 로 닫습니다.</w:t>
+      </w:r>
+    </w:p>
+    <w:p>
+      <w:pPr>
+        <w:keepNext/>
+        <w:keepLines/>
+        <w:spacing w:after="100" w:before="260" w:line="330" w:lineRule="exact"/>
+      </w:pPr>
+      <w:r>
+        <w:rPr>
+          <w:rFonts w:ascii="맑은 고딕" w:hAnsi="맑은 고딕" w:eastAsia="맑은 고딕"/>
+          <w:b/>
+          <w:i w:val="0"/>
+          <w:color w:val="000000"/>
+          <w:sz w:val="21"/>
+        </w:rPr>
         <w:t>먼저 알아 두시면 편한 것 세 가지</w:t>
       </w:r>
     </w:p>
@@ -867,565 +912,7 @@
           <w:color w:val="000000"/>
           <w:sz w:val="24"/>
         </w:rPr>
-        <w:t>준비 ① — 파이썬 설치하기</w:t>
-      </w:r>
-    </w:p>
-    <w:p>
-      <w:pPr>
-        <w:keepLines/>
-        <w:spacing w:after="130" w:before="0" w:line="330" w:lineRule="exact"/>
-      </w:pPr>
-      <w:r>
-        <w:rPr>
-          <w:rFonts w:ascii="맑은 고딕" w:hAnsi="맑은 고딕" w:eastAsia="맑은 고딕"/>
-          <w:b w:val="0"/>
-          <w:i w:val="0"/>
-          <w:color w:val="000000"/>
-          <w:sz w:val="21"/>
-        </w:rPr>
-        <w:t>파이썬(Python)은 이 프로그램이 쓰는 말입니다. 워드 문서를 열려면 워드가 있어야 하듯, 이 프로그램을 돌리려면 파이썬이 있어야 합니다. 무료입니다.</w:t>
-      </w:r>
-    </w:p>
-    <w:p>
-      <w:pPr>
-        <w:keepNext/>
-        <w:keepLines/>
-        <w:spacing w:after="100" w:before="260" w:line="330" w:lineRule="exact"/>
-      </w:pPr>
-      <w:r>
-        <w:rPr>
-          <w:rFonts w:ascii="맑은 고딕" w:hAnsi="맑은 고딕" w:eastAsia="맑은 고딕"/>
-          <w:b/>
-          <w:i w:val="0"/>
-          <w:color w:val="000000"/>
-          <w:sz w:val="21"/>
-        </w:rPr>
-        <w:t>설치</w:t>
-      </w:r>
-    </w:p>
-    <w:p>
-      <w:pPr>
-        <w:keepLines/>
-        <w:spacing w:after="100" w:before="0" w:line="330" w:lineRule="exact"/>
-        <w:ind w:left="425" w:hanging="425"/>
-      </w:pPr>
-      <w:r>
-        <w:rPr>
-          <w:rFonts w:ascii="맑은 고딕" w:hAnsi="맑은 고딕" w:eastAsia="맑은 고딕"/>
-          <w:b/>
-          <w:i w:val="0"/>
-          <w:color w:val="000000"/>
-          <w:sz w:val="21"/>
-        </w:rPr>
-        <w:t xml:space="preserve">1  </w:t>
-      </w:r>
-      <w:r>
-        <w:rPr>
-          <w:rFonts w:ascii="맑은 고딕" w:hAnsi="맑은 고딕" w:eastAsia="맑은 고딕"/>
-          <w:b w:val="0"/>
-          <w:i w:val="0"/>
-          <w:color w:val="000000"/>
-          <w:sz w:val="21"/>
-        </w:rPr>
-        <w:t>인터넷 창에 python.org 를 칩니다.</w:t>
-      </w:r>
-    </w:p>
-    <w:p>
-      <w:pPr>
-        <w:keepLines/>
-        <w:spacing w:after="100" w:before="0" w:line="330" w:lineRule="exact"/>
-        <w:ind w:left="425" w:hanging="425"/>
-      </w:pPr>
-      <w:r>
-        <w:rPr>
-          <w:rFonts w:ascii="맑은 고딕" w:hAnsi="맑은 고딕" w:eastAsia="맑은 고딕"/>
-          <w:b/>
-          <w:i w:val="0"/>
-          <w:color w:val="000000"/>
-          <w:sz w:val="21"/>
-        </w:rPr>
-        <w:t xml:space="preserve">2  </w:t>
-      </w:r>
-      <w:r>
-        <w:rPr>
-          <w:rFonts w:ascii="맑은 고딕" w:hAnsi="맑은 고딕" w:eastAsia="맑은 고딕"/>
-          <w:b w:val="0"/>
-          <w:i w:val="0"/>
-          <w:color w:val="000000"/>
-          <w:sz w:val="21"/>
-        </w:rPr>
-        <w:t>위쪽 [Downloads] 에 마우스를 올리면 노란 단추가 나옵니다. 「Download Python 3.13.x」 처럼 적혀 있습니다. 뒤 숫자는 그때그때 다릅니다. 3.10 이상이면 무엇이든 괜찮습니다. 그 단추를 누릅니다.</w:t>
-      </w:r>
-    </w:p>
-    <w:p>
-      <w:pPr>
-        <w:keepLines/>
-        <w:spacing w:after="100" w:before="0" w:line="330" w:lineRule="exact"/>
-        <w:ind w:left="425" w:hanging="425"/>
-      </w:pPr>
-      <w:r>
-        <w:rPr>
-          <w:rFonts w:ascii="맑은 고딕" w:hAnsi="맑은 고딕" w:eastAsia="맑은 고딕"/>
-          <w:b/>
-          <w:i w:val="0"/>
-          <w:color w:val="000000"/>
-          <w:sz w:val="21"/>
-        </w:rPr>
-        <w:t xml:space="preserve">3  </w:t>
-      </w:r>
-      <w:r>
-        <w:rPr>
-          <w:rFonts w:ascii="맑은 고딕" w:hAnsi="맑은 고딕" w:eastAsia="맑은 고딕"/>
-          <w:b w:val="0"/>
-          <w:i w:val="0"/>
-          <w:color w:val="000000"/>
-          <w:sz w:val="21"/>
-        </w:rPr>
-        <w:t>내려받은 파일을 두 번 누르면 설치 창이 뜹니다.</w:t>
-      </w:r>
-    </w:p>
-    <w:p>
-      <w:pPr>
-        <w:keepLines/>
-        <w:spacing w:after="60" w:before="0" w:line="330" w:lineRule="exact"/>
-        <w:ind w:left="425" w:hanging="425"/>
-      </w:pPr>
-      <w:r>
-        <w:rPr>
-          <w:rFonts w:ascii="맑은 고딕" w:hAnsi="맑은 고딕" w:eastAsia="맑은 고딕"/>
-          <w:b/>
-          <w:i w:val="0"/>
-          <w:color w:val="000000"/>
-          <w:sz w:val="21"/>
-        </w:rPr>
-        <w:t xml:space="preserve">4  </w:t>
-      </w:r>
-      <w:r>
-        <w:rPr>
-          <w:rFonts w:ascii="맑은 고딕" w:hAnsi="맑은 고딕" w:eastAsia="맑은 고딕"/>
-          <w:b/>
-          <w:i w:val="0"/>
-          <w:color w:val="000000"/>
-          <w:sz w:val="21"/>
-        </w:rPr>
-        <w:t xml:space="preserve">여기가 이 안내서에서 가장 중요한 곳입니다. </w:t>
-      </w:r>
-      <w:r>
-        <w:rPr>
-          <w:rFonts w:ascii="맑은 고딕" w:hAnsi="맑은 고딕" w:eastAsia="맑은 고딕"/>
-          <w:b w:val="0"/>
-          <w:i w:val="0"/>
-          <w:color w:val="000000"/>
-          <w:sz w:val="21"/>
-        </w:rPr>
-        <w:t xml:space="preserve">설치 창 </w:t>
-      </w:r>
-      <w:r>
-        <w:rPr>
-          <w:rFonts w:ascii="맑은 고딕" w:hAnsi="맑은 고딕" w:eastAsia="맑은 고딕"/>
-          <w:b/>
-          <w:i w:val="0"/>
-          <w:color w:val="000000"/>
-          <w:sz w:val="21"/>
-        </w:rPr>
-        <w:t>맨 아래</w:t>
-      </w:r>
-      <w:r>
-        <w:rPr>
-          <w:rFonts w:ascii="맑은 고딕" w:hAnsi="맑은 고딕" w:eastAsia="맑은 고딕"/>
-          <w:b w:val="0"/>
-          <w:i w:val="0"/>
-          <w:color w:val="000000"/>
-          <w:sz w:val="21"/>
-        </w:rPr>
-        <w:t>에 작은 네모 두 개가 있습니다. 그중</w:t>
-      </w:r>
-    </w:p>
-    <w:p>
-      <w:pPr>
-        <w:keepLines/>
-        <w:spacing w:after="60" w:before="0" w:line="330" w:lineRule="exact"/>
-        <w:ind w:left="907"/>
-      </w:pPr>
-      <w:r>
-        <w:rPr>
-          <w:rFonts w:ascii="맑은 고딕" w:hAnsi="맑은 고딕" w:eastAsia="맑은 고딕"/>
-          <w:b/>
-          <w:i w:val="0"/>
-          <w:color w:val="000000"/>
-          <w:sz w:val="21"/>
-        </w:rPr>
-        <w:t>Add python.exe to PATH</w:t>
-      </w:r>
-    </w:p>
-    <w:p>
-      <w:pPr>
-        <w:keepLines/>
-        <w:spacing w:after="130" w:before="0" w:line="330" w:lineRule="exact"/>
-        <w:ind w:left="907"/>
-      </w:pPr>
-      <w:r>
-        <w:rPr>
-          <w:rFonts w:ascii="맑은 고딕" w:hAnsi="맑은 고딕" w:eastAsia="맑은 고딕"/>
-          <w:b w:val="0"/>
-          <w:i w:val="0"/>
-          <w:color w:val="000000"/>
-          <w:sz w:val="21"/>
-        </w:rPr>
-        <w:t>이 네모에 반드시 체크하십시오. 그다음 위쪽의 [Install Now] 를 누릅니다.</w:t>
-      </w:r>
-    </w:p>
-    <w:p>
-      <w:pPr>
-        <w:keepLines/>
-        <w:spacing w:after="130" w:before="0" w:line="330" w:lineRule="exact"/>
-        <w:ind w:left="907"/>
-      </w:pPr>
-      <w:r>
-        <w:rPr>
-          <w:rFonts w:ascii="맑은 고딕" w:hAnsi="맑은 고딕" w:eastAsia="맑은 고딕"/>
-          <w:b w:val="0"/>
-          <w:i w:val="0"/>
-          <w:color w:val="000000"/>
-          <w:sz w:val="21"/>
-        </w:rPr>
-        <w:t xml:space="preserve">체크를 빠뜨리면 나중에 배치 파일을 눌렀을 때 검은 창이 </w:t>
-      </w:r>
-      <w:r>
-        <w:rPr>
-          <w:rFonts w:ascii="맑은 고딕" w:hAnsi="맑은 고딕" w:eastAsia="맑은 고딕"/>
-          <w:b/>
-          <w:i w:val="0"/>
-          <w:color w:val="000000"/>
-          <w:sz w:val="21"/>
-        </w:rPr>
-        <w:t>나타났다가 순식간에 사라집니다</w:t>
-      </w:r>
-      <w:r>
-        <w:rPr>
-          <w:rFonts w:ascii="맑은 고딕" w:hAnsi="맑은 고딕" w:eastAsia="맑은 고딕"/>
-          <w:b w:val="0"/>
-          <w:i w:val="0"/>
-          <w:color w:val="000000"/>
-          <w:sz w:val="21"/>
-        </w:rPr>
-        <w:t>. 이 프로그램을 설치하다 막히는 경우의 대부분이 이것입니다. 빠뜨리셨다면 파이썬을 지우고 다시 설치하시면 됩니다 — 두 번째 설치는 훨씬 빠릅니다.</w:t>
-      </w:r>
-    </w:p>
-    <w:p>
-      <w:pPr>
-        <w:keepLines/>
-        <w:spacing w:after="100" w:before="0" w:line="330" w:lineRule="exact"/>
-        <w:ind w:left="425" w:hanging="425"/>
-      </w:pPr>
-      <w:r>
-        <w:rPr>
-          <w:rFonts w:ascii="맑은 고딕" w:hAnsi="맑은 고딕" w:eastAsia="맑은 고딕"/>
-          <w:b/>
-          <w:i w:val="0"/>
-          <w:color w:val="000000"/>
-          <w:sz w:val="21"/>
-        </w:rPr>
-        <w:t xml:space="preserve">5  </w:t>
-      </w:r>
-      <w:r>
-        <w:rPr>
-          <w:rFonts w:ascii="맑은 고딕" w:hAnsi="맑은 고딕" w:eastAsia="맑은 고딕"/>
-          <w:b w:val="0"/>
-          <w:i w:val="0"/>
-          <w:color w:val="000000"/>
-          <w:sz w:val="21"/>
-        </w:rPr>
-        <w:t>「Setup was successful」 이 나오면 [Close] 를 눌러 닫습니다.</w:t>
-      </w:r>
-    </w:p>
-    <w:p>
-      <w:pPr>
-        <w:keepNext/>
-        <w:keepLines/>
-        <w:spacing w:after="100" w:before="260" w:line="330" w:lineRule="exact"/>
-      </w:pPr>
-      <w:r>
-        <w:rPr>
-          <w:rFonts w:ascii="맑은 고딕" w:hAnsi="맑은 고딕" w:eastAsia="맑은 고딕"/>
-          <w:b/>
-          <w:i w:val="0"/>
-          <w:color w:val="000000"/>
-          <w:sz w:val="21"/>
-        </w:rPr>
-        <w:t>제대로 됐는지 확인하기 — 여기서 검은 창을 한 번 써 봅니다</w:t>
-      </w:r>
-    </w:p>
-    <w:p>
-      <w:pPr>
-        <w:keepLines/>
-        <w:spacing w:after="130" w:before="0" w:line="330" w:lineRule="exact"/>
-      </w:pPr>
-      <w:r>
-        <w:rPr>
-          <w:rFonts w:ascii="맑은 고딕" w:hAnsi="맑은 고딕" w:eastAsia="맑은 고딕"/>
-          <w:b w:val="0"/>
-          <w:i w:val="0"/>
-          <w:color w:val="000000"/>
-          <w:sz w:val="21"/>
-        </w:rPr>
-        <w:t>확인은 건너뛰셔도 됩니다. 다만 여기서 한 번 해 두면, 나중에 문제가 생겼을 때 어디를 봐야 하는지 아시게 됩니다.</w:t>
-      </w:r>
-    </w:p>
-    <w:p>
-      <w:pPr>
-        <w:keepLines/>
-        <w:spacing w:after="100" w:before="0" w:line="330" w:lineRule="exact"/>
-        <w:ind w:left="425" w:hanging="425"/>
-      </w:pPr>
-      <w:r>
-        <w:rPr>
-          <w:rFonts w:ascii="맑은 고딕" w:hAnsi="맑은 고딕" w:eastAsia="맑은 고딕"/>
-          <w:b/>
-          <w:i w:val="0"/>
-          <w:color w:val="000000"/>
-          <w:sz w:val="21"/>
-        </w:rPr>
-        <w:t xml:space="preserve">1  </w:t>
-      </w:r>
-      <w:r>
-        <w:rPr>
-          <w:rFonts w:ascii="맑은 고딕" w:hAnsi="맑은 고딕" w:eastAsia="맑은 고딕"/>
-          <w:b w:val="0"/>
-          <w:i w:val="0"/>
-          <w:color w:val="000000"/>
-          <w:sz w:val="21"/>
-        </w:rPr>
-        <w:t>키보드에서 윈도우 키(창문 모양)와 R 을 함께 누릅니다. 왼쪽 아래에 작은 상자가 하나 뜹니다.</w:t>
-      </w:r>
-    </w:p>
-    <w:p>
-      <w:pPr>
-        <w:keepLines/>
-        <w:spacing w:after="100" w:before="0" w:line="330" w:lineRule="exact"/>
-        <w:ind w:left="425" w:hanging="425"/>
-      </w:pPr>
-      <w:r>
-        <w:rPr>
-          <w:rFonts w:ascii="맑은 고딕" w:hAnsi="맑은 고딕" w:eastAsia="맑은 고딕"/>
-          <w:b/>
-          <w:i w:val="0"/>
-          <w:color w:val="000000"/>
-          <w:sz w:val="21"/>
-        </w:rPr>
-        <w:t xml:space="preserve">2  </w:t>
-      </w:r>
-      <w:r>
-        <w:rPr>
-          <w:rFonts w:ascii="맑은 고딕" w:hAnsi="맑은 고딕" w:eastAsia="맑은 고딕"/>
-          <w:b w:val="0"/>
-          <w:i w:val="0"/>
-          <w:color w:val="000000"/>
-          <w:sz w:val="21"/>
-        </w:rPr>
-        <w:t>그 상자에 cmd 라고 치고 Enter 를 누릅니다. 검은 창이 열립니다.</w:t>
-      </w:r>
-    </w:p>
-    <w:p>
-      <w:pPr>
-        <w:keepLines/>
-        <w:spacing w:after="100" w:before="0" w:line="330" w:lineRule="exact"/>
-        <w:ind w:left="425" w:hanging="425"/>
-      </w:pPr>
-      <w:r>
-        <w:rPr>
-          <w:rFonts w:ascii="맑은 고딕" w:hAnsi="맑은 고딕" w:eastAsia="맑은 고딕"/>
-          <w:b/>
-          <w:i w:val="0"/>
-          <w:color w:val="000000"/>
-          <w:sz w:val="21"/>
-        </w:rPr>
-        <w:t xml:space="preserve">3  </w:t>
-      </w:r>
-      <w:r>
-        <w:rPr>
-          <w:rFonts w:ascii="맑은 고딕" w:hAnsi="맑은 고딕" w:eastAsia="맑은 고딕"/>
-          <w:b w:val="0"/>
-          <w:i w:val="0"/>
-          <w:color w:val="000000"/>
-          <w:sz w:val="21"/>
-        </w:rPr>
-        <w:t>검은 창에 다음을 치고 Enter 를 누릅니다.</w:t>
-      </w:r>
-    </w:p>
-    <w:p>
-      <w:pPr>
-        <w:keepLines/>
-        <w:spacing w:after="0" w:before="0" w:line="260" w:lineRule="exact"/>
-        <w:ind w:left="907"/>
-      </w:pPr>
-      <w:r>
-        <w:rPr>
-          <w:rFonts w:ascii="맑은 고딕" w:hAnsi="맑은 고딕" w:eastAsia="맑은 고딕"/>
-          <w:b w:val="0"/>
-          <w:i w:val="0"/>
-          <w:color w:val="000000"/>
-          <w:sz w:val="18"/>
-        </w:rPr>
-        <w:t>python --version</w:t>
-      </w:r>
-    </w:p>
-    <w:p>
-      <w:pPr>
-        <w:keepLines/>
-        <w:spacing w:after="100" w:before="0" w:line="330" w:lineRule="exact"/>
-      </w:pPr>
-    </w:p>
-    <w:p>
-      <w:pPr>
-        <w:keepLines/>
-        <w:spacing w:after="100" w:before="0" w:line="330" w:lineRule="exact"/>
-        <w:ind w:left="425" w:hanging="425"/>
-      </w:pPr>
-      <w:r>
-        <w:rPr>
-          <w:rFonts w:ascii="맑은 고딕" w:hAnsi="맑은 고딕" w:eastAsia="맑은 고딕"/>
-          <w:b/>
-          <w:i w:val="0"/>
-          <w:color w:val="000000"/>
-          <w:sz w:val="21"/>
-        </w:rPr>
-        <w:t xml:space="preserve">4  </w:t>
-      </w:r>
-      <w:r>
-        <w:rPr>
-          <w:rFonts w:ascii="맑은 고딕" w:hAnsi="맑은 고딕" w:eastAsia="맑은 고딕"/>
-          <w:b w:val="0"/>
-          <w:i w:val="0"/>
-          <w:color w:val="000000"/>
-          <w:sz w:val="21"/>
-        </w:rPr>
-        <w:t>이렇게 나오면 성공입니다. 뒤 숫자는 다를 수 있습니다.</w:t>
-      </w:r>
-    </w:p>
-    <w:p>
-      <w:pPr>
-        <w:keepLines/>
-        <w:spacing w:after="0" w:before="0" w:line="260" w:lineRule="exact"/>
-        <w:ind w:left="907"/>
-      </w:pPr>
-      <w:r>
-        <w:rPr>
-          <w:rFonts w:ascii="맑은 고딕" w:hAnsi="맑은 고딕" w:eastAsia="맑은 고딕"/>
-          <w:b w:val="0"/>
-          <w:i w:val="0"/>
-          <w:color w:val="000000"/>
-          <w:sz w:val="18"/>
-        </w:rPr>
-        <w:t>Python 3.13.1</w:t>
-      </w:r>
-    </w:p>
-    <w:p>
-      <w:pPr>
-        <w:keepLines/>
-        <w:spacing w:after="100" w:before="0" w:line="330" w:lineRule="exact"/>
-      </w:pPr>
-    </w:p>
-    <w:p>
-      <w:pPr>
-        <w:keepLines/>
-        <w:spacing w:after="130" w:before="0" w:line="330" w:lineRule="exact"/>
-        <w:ind w:left="907"/>
-      </w:pPr>
-      <w:r>
-        <w:rPr>
-          <w:rFonts w:ascii="맑은 고딕" w:hAnsi="맑은 고딕" w:eastAsia="맑은 고딕"/>
-          <w:b w:val="0"/>
-          <w:i w:val="0"/>
-          <w:color w:val="000000"/>
-          <w:sz w:val="21"/>
-        </w:rPr>
-        <w:t>「'python'은(는) 내부 또는 외부 명령... 이 아닙니다」 라고 나오면 4번의 체크를 빠뜨리신 것입니다. 파이썬을 지우고 다시 설치하십시오.</w:t>
-      </w:r>
-    </w:p>
-    <w:p>
-      <w:pPr>
-        <w:keepLines/>
-        <w:spacing w:after="130" w:before="0" w:line="330" w:lineRule="exact"/>
-        <w:ind w:left="425" w:hanging="425"/>
-      </w:pPr>
-      <w:r>
-        <w:rPr>
-          <w:rFonts w:ascii="맑은 고딕" w:hAnsi="맑은 고딕" w:eastAsia="맑은 고딕"/>
-          <w:b/>
-          <w:i w:val="0"/>
-          <w:color w:val="000000"/>
-          <w:sz w:val="21"/>
-        </w:rPr>
-        <w:t xml:space="preserve">5  </w:t>
-      </w:r>
-      <w:r>
-        <w:rPr>
-          <w:rFonts w:ascii="맑은 고딕" w:hAnsi="맑은 고딕" w:eastAsia="맑은 고딕"/>
-          <w:b w:val="0"/>
-          <w:i w:val="0"/>
-          <w:color w:val="000000"/>
-          <w:sz w:val="21"/>
-        </w:rPr>
-        <w:t xml:space="preserve">검은 창을 닫습니다. </w:t>
-      </w:r>
-      <w:r>
-        <w:rPr>
-          <w:rFonts w:ascii="맑은 고딕" w:hAnsi="맑은 고딕" w:eastAsia="맑은 고딕"/>
-          <w:b/>
-          <w:i w:val="0"/>
-          <w:color w:val="000000"/>
-          <w:sz w:val="21"/>
-        </w:rPr>
-        <w:t>exit</w:t>
-      </w:r>
-      <w:r>
-        <w:rPr>
-          <w:rFonts w:ascii="맑은 고딕" w:hAnsi="맑은 고딕" w:eastAsia="맑은 고딕"/>
-          <w:b w:val="0"/>
-          <w:i w:val="0"/>
-          <w:color w:val="000000"/>
-          <w:sz w:val="21"/>
-        </w:rPr>
-        <w:t xml:space="preserve"> 라고 치고 Enter 를 누르면 창이 사라집니다. 오른쪽 위 X 를 눌러도 되지만, </w:t>
-      </w:r>
-      <w:r>
-        <w:rPr>
-          <w:rFonts w:ascii="맑은 고딕" w:hAnsi="맑은 고딕" w:eastAsia="맑은 고딕"/>
-          <w:b/>
-          <w:i w:val="0"/>
-          <w:color w:val="000000"/>
-          <w:sz w:val="21"/>
-        </w:rPr>
-        <w:t>exit</w:t>
-      </w:r>
-      <w:r>
-        <w:rPr>
-          <w:rFonts w:ascii="맑은 고딕" w:hAnsi="맑은 고딕" w:eastAsia="맑은 고딕"/>
-          <w:b w:val="0"/>
-          <w:i w:val="0"/>
-          <w:color w:val="000000"/>
-          <w:sz w:val="21"/>
-        </w:rPr>
-        <w:t xml:space="preserve"> 쪽이 확실합니다 — 앞으로도 검은 창은 이렇게 빠져나옵니다.</w:t>
-      </w:r>
-    </w:p>
-    <w:p>
-      <w:pPr>
-        <w:keepNext/>
-        <w:keepLines/>
-        <w:pageBreakBefore/>
-        <w:spacing w:after="180" w:before="300" w:line="330" w:lineRule="exact"/>
-      </w:pPr>
-      <w:r>
-        <w:rPr>
-          <w:rFonts w:ascii="맑은 고딕" w:hAnsi="맑은 고딕" w:eastAsia="맑은 고딕"/>
-          <w:b/>
-          <w:i w:val="0"/>
-          <w:color w:val="000000"/>
-          <w:sz w:val="24"/>
-        </w:rPr>
-        <w:t>준비 ② — Claude 를 부를 방법 하나 정하기</w:t>
+        <w:t>준비 — Claude 를 부를 방법 하나 정하기</w:t>
       </w:r>
     </w:p>
     <w:p>
@@ -5213,7 +4700,7 @@
           <w:color w:val="000000"/>
           <w:sz w:val="21"/>
         </w:rPr>
-        <w:t>— 파이썬이 없거나, 설치할 때 「Add python.exe to PATH」 를 빠뜨리신 것입니다. 앞장의 준비 ① 을 다시 보십시오.</w:t>
+        <w:t>— 파이썬이 없거나, 설치할 때 「Add python.exe to PATH」 를 빠뜨리신 것입니다. 첫 장의 파이썬 주의를 보십시오.</w:t>
       </w:r>
     </w:p>
     <w:p>
@@ -5229,23 +4716,7 @@
           <w:color w:val="000000"/>
           <w:sz w:val="21"/>
         </w:rPr>
-        <w:t>검은 창은 마지막에 저절로 닫힐 수도 있고 남아 있을 수도 있습니다. 남아 있으면 exit 를 치고 Enter 를 누르시면 됩니다.</w:t>
-      </w:r>
-    </w:p>
-    <w:p>
-      <w:pPr>
-        <w:keepLines/>
-        <w:spacing w:after="130" w:before="0" w:line="330" w:lineRule="exact"/>
-      </w:pPr>
-      <w:r>
-        <w:rPr>
-          <w:rFonts w:ascii="맑은 고딕" w:hAnsi="맑은 고딕" w:eastAsia="맑은 고딕"/>
-          <w:b w:val="0"/>
-          <w:i w:val="0"/>
-          <w:color w:val="000000"/>
-          <w:sz w:val="21"/>
-        </w:rPr>
-        <w:t>1_설치.bat 은 Claude 키를 묻지 않습니다. 설치하는 사람과 실제로 실험하는 사람이 다른 경우가 많기 때문입니다. 키는 다음 단계에서 물어봅니다.</w:t>
+        <w:t>검은 창은 마지막에 저절로 닫힐 수도 있고 남아 있을 수도 있습니다. 남아 있으면 exit 를 치고 Enter 를 누르시면 됩니다. 그리고 1_설치.bat 은 Claude 키를 묻지 않습니다 — 설치하는 사람과 실제로 실험하는 사람이 다른 경우가 많아서, 키는 다음 단계에서 물어봅니다.</w:t>
       </w:r>
     </w:p>
     <w:p>

--- a/package/설치와실행_안내.docx
+++ b/package/설치와실행_안내.docx
@@ -3329,7 +3329,23 @@
           <w:color w:val="000000"/>
           <w:sz w:val="24"/>
         </w:rPr>
-        <w:t>1단계 — 압축 풀기</w:t>
+        <w:t>곁들이면 좋은 것 — 국회 의안 인증키</w:t>
+      </w:r>
+    </w:p>
+    <w:p>
+      <w:pPr>
+        <w:keepLines/>
+        <w:spacing w:after="130" w:before="0" w:line="330" w:lineRule="exact"/>
+      </w:pPr>
+      <w:r>
+        <w:rPr>
+          <w:rFonts w:ascii="맑은 고딕" w:hAnsi="맑은 고딕" w:eastAsia="맑은 고딕"/>
+          <w:b w:val="0"/>
+          <w:i w:val="0"/>
+          <w:color w:val="000000"/>
+          <w:sz w:val="21"/>
+        </w:rPr>
+        <w:t>이것은 없어도 됩니다. 건너뛰고 1단계로 가셔도 프로그램은 그대로 돕니다. 다만 5분이면 되고, 판정의 근거가 하나 늘어납니다.</w:t>
       </w:r>
     </w:p>
     <w:p>
@@ -3346,7 +3362,7 @@
           <w:color w:val="000000"/>
           <w:sz w:val="21"/>
         </w:rPr>
-        <w:t>먼저, 압축을 풀기 전에 한 가지</w:t>
+        <w:t>이 키가 무엇을 여는가</w:t>
       </w:r>
     </w:p>
     <w:p>
@@ -3362,8 +3378,497 @@
           <w:color w:val="000000"/>
           <w:sz w:val="21"/>
         </w:rPr>
-        <w:t>메일이나 인터넷으로 받은 zip 파일에는 윈도우가 보이지 않는 표시를 붙여 둡니다. 「이건 밖에서 온 것이니 조심하라」는 표시입니다. 그대로 압축을 풀면 그 표시가 안의 파일 전부에 옮겨 붙고, 배치 파일을 누를 때마다 「게시자를 확인하지 못했습니다」 경고가 뜹니다.</w:t>
-      </w:r>
+        <w:t>문답이 끝나면 프로그램이 「이 아이디어와 비슷한 선례가 있었나」 를 네 통로로 찾습니다. 그중 셋은 폴더 안에 자료가 들어 있어 키가 필요 없습니다. 넷째만 바깥 사이트에 그때그때 물어보는 방식이라 키가 있어야 합니다.</w:t>
+      </w:r>
+    </w:p>
+    <w:tbl>
+      <w:tblPr>
+        <w:tblW w:type="auto" w:w="0"/>
+        <w:jc w:val="left"/>
+        <w:tblLayout w:type="fixed"/>
+        <w:tblLook w:firstColumn="1" w:firstRow="1" w:lastColumn="0" w:lastRow="0" w:noHBand="0" w:noVBand="1" w:val="04A0"/>
+        <w:tblBorders>
+          <w:top w:val="single" w:sz="4" w:color="000000" w:space="0"/>
+          <w:bottom w:val="single" w:sz="4" w:color="000000" w:space="0"/>
+          <w:left w:val="single" w:sz="2" w:color="000000" w:space="0"/>
+          <w:right w:val="single" w:sz="2" w:color="000000" w:space="0"/>
+          <w:insideH w:val="single" w:sz="2" w:color="000000" w:space="0"/>
+          <w:insideV w:val="single" w:sz="2" w:color="000000" w:space="0"/>
+        </w:tblBorders>
+      </w:tblPr>
+      <w:tblGrid>
+        <w:gridCol w:w="1300"/>
+        <w:gridCol w:w="3000"/>
+        <w:gridCol w:w="2300"/>
+        <w:gridCol w:w="1200"/>
+      </w:tblGrid>
+      <w:tr>
+        <w:trPr>
+          <w:cantSplit/>
+          <w:tblHeader/>
+        </w:trPr>
+        <w:tc>
+          <w:tcPr>
+            <w:tcW w:type="dxa" w:w="1300"/>
+          </w:tcPr>
+          <w:p>
+            <w:pPr>
+              <w:keepNext/>
+              <w:spacing w:after="20" w:before="20" w:line="260" w:lineRule="exact"/>
+            </w:pPr>
+            <w:r>
+              <w:rPr>
+                <w:rFonts w:ascii="맑은 고딕" w:hAnsi="맑은 고딕" w:eastAsia="맑은 고딕"/>
+                <w:b/>
+                <w:i w:val="0"/>
+                <w:color w:val="000000"/>
+                <w:sz w:val="19"/>
+              </w:rPr>
+            </w:r>
+          </w:p>
+        </w:tc>
+        <w:tc>
+          <w:tcPr>
+            <w:tcW w:type="dxa" w:w="3000"/>
+          </w:tcPr>
+          <w:p>
+            <w:pPr>
+              <w:keepNext/>
+              <w:spacing w:after="20" w:before="20" w:line="260" w:lineRule="exact"/>
+            </w:pPr>
+            <w:r>
+              <w:rPr>
+                <w:rFonts w:ascii="맑은 고딕" w:hAnsi="맑은 고딕" w:eastAsia="맑은 고딕"/>
+                <w:b/>
+                <w:i w:val="0"/>
+                <w:color w:val="000000"/>
+                <w:sz w:val="19"/>
+              </w:rPr>
+              <w:t>무엇을 보나</w:t>
+            </w:r>
+          </w:p>
+        </w:tc>
+        <w:tc>
+          <w:tcPr>
+            <w:tcW w:type="dxa" w:w="2300"/>
+          </w:tcPr>
+          <w:p>
+            <w:pPr>
+              <w:keepNext/>
+              <w:spacing w:after="20" w:before="20" w:line="260" w:lineRule="exact"/>
+            </w:pPr>
+            <w:r>
+              <w:rPr>
+                <w:rFonts w:ascii="맑은 고딕" w:hAnsi="맑은 고딕" w:eastAsia="맑은 고딕"/>
+                <w:b/>
+                <w:i w:val="0"/>
+                <w:color w:val="000000"/>
+                <w:sz w:val="19"/>
+              </w:rPr>
+              <w:t>자료</w:t>
+            </w:r>
+          </w:p>
+        </w:tc>
+        <w:tc>
+          <w:tcPr>
+            <w:tcW w:type="dxa" w:w="1200"/>
+          </w:tcPr>
+          <w:p>
+            <w:pPr>
+              <w:keepNext/>
+              <w:spacing w:after="20" w:before="20" w:line="260" w:lineRule="exact"/>
+            </w:pPr>
+            <w:r>
+              <w:rPr>
+                <w:rFonts w:ascii="맑은 고딕" w:hAnsi="맑은 고딕" w:eastAsia="맑은 고딕"/>
+                <w:b/>
+                <w:i w:val="0"/>
+                <w:color w:val="000000"/>
+                <w:sz w:val="19"/>
+              </w:rPr>
+              <w:t>키</w:t>
+            </w:r>
+          </w:p>
+        </w:tc>
+      </w:tr>
+      <w:tr>
+        <w:trPr>
+          <w:cantSplit/>
+        </w:trPr>
+        <w:tc>
+          <w:tcPr>
+            <w:tcW w:type="dxa" w:w="1300"/>
+          </w:tcPr>
+          <w:p>
+            <w:pPr>
+              <w:keepNext/>
+              <w:spacing w:after="20" w:before="20" w:line="260" w:lineRule="exact"/>
+            </w:pPr>
+            <w:r>
+              <w:rPr>
+                <w:rFonts w:ascii="맑은 고딕" w:hAnsi="맑은 고딕" w:eastAsia="맑은 고딕"/>
+                <w:b w:val="0"/>
+                <w:i w:val="0"/>
+                <w:color w:val="000000"/>
+                <w:sz w:val="19"/>
+              </w:rPr>
+              <w:t>① 재정</w:t>
+            </w:r>
+          </w:p>
+        </w:tc>
+        <w:tc>
+          <w:tcPr>
+            <w:tcW w:type="dxa" w:w="3000"/>
+          </w:tcPr>
+          <w:p>
+            <w:pPr>
+              <w:keepNext/>
+              <w:spacing w:after="20" w:before="20" w:line="260" w:lineRule="exact"/>
+            </w:pPr>
+            <w:r>
+              <w:rPr>
+                <w:rFonts w:ascii="맑은 고딕" w:hAnsi="맑은 고딕" w:eastAsia="맑은 고딕"/>
+                <w:b w:val="0"/>
+                <w:i w:val="0"/>
+                <w:color w:val="000000"/>
+                <w:sz w:val="19"/>
+              </w:rPr>
+              <w:t>예산이 붙어 집행됐나</w:t>
+            </w:r>
+          </w:p>
+        </w:tc>
+        <w:tc>
+          <w:tcPr>
+            <w:tcW w:type="dxa" w:w="2300"/>
+          </w:tcPr>
+          <w:p>
+            <w:pPr>
+              <w:keepNext/>
+              <w:spacing w:after="20" w:before="20" w:line="260" w:lineRule="exact"/>
+            </w:pPr>
+            <w:r>
+              <w:rPr>
+                <w:rFonts w:ascii="맑은 고딕" w:hAnsi="맑은 고딕" w:eastAsia="맑은 고딕"/>
+                <w:b w:val="0"/>
+                <w:i w:val="0"/>
+                <w:color w:val="000000"/>
+                <w:sz w:val="19"/>
+              </w:rPr>
+              <w:t>폴더 안</w:t>
+            </w:r>
+          </w:p>
+        </w:tc>
+        <w:tc>
+          <w:tcPr>
+            <w:tcW w:type="dxa" w:w="1200"/>
+          </w:tcPr>
+          <w:p>
+            <w:pPr>
+              <w:keepNext/>
+              <w:spacing w:after="20" w:before="20" w:line="260" w:lineRule="exact"/>
+            </w:pPr>
+            <w:r>
+              <w:rPr>
+                <w:rFonts w:ascii="맑은 고딕" w:hAnsi="맑은 고딕" w:eastAsia="맑은 고딕"/>
+                <w:b w:val="0"/>
+                <w:i w:val="0"/>
+                <w:color w:val="000000"/>
+                <w:sz w:val="19"/>
+              </w:rPr>
+              <w:t>불필요</w:t>
+            </w:r>
+          </w:p>
+        </w:tc>
+      </w:tr>
+      <w:tr>
+        <w:trPr>
+          <w:cantSplit/>
+        </w:trPr>
+        <w:tc>
+          <w:tcPr>
+            <w:tcW w:type="dxa" w:w="1300"/>
+          </w:tcPr>
+          <w:p>
+            <w:pPr>
+              <w:keepNext/>
+              <w:spacing w:after="20" w:before="20" w:line="260" w:lineRule="exact"/>
+            </w:pPr>
+            <w:r>
+              <w:rPr>
+                <w:rFonts w:ascii="맑은 고딕" w:hAnsi="맑은 고딕" w:eastAsia="맑은 고딕"/>
+                <w:b w:val="0"/>
+                <w:i w:val="0"/>
+                <w:color w:val="000000"/>
+                <w:sz w:val="19"/>
+              </w:rPr>
+              <w:t>② KDI 연구</w:t>
+            </w:r>
+          </w:p>
+        </w:tc>
+        <w:tc>
+          <w:tcPr>
+            <w:tcW w:type="dxa" w:w="3000"/>
+          </w:tcPr>
+          <w:p>
+            <w:pPr>
+              <w:keepNext/>
+              <w:spacing w:after="20" w:before="20" w:line="260" w:lineRule="exact"/>
+            </w:pPr>
+            <w:r>
+              <w:rPr>
+                <w:rFonts w:ascii="맑은 고딕" w:hAnsi="맑은 고딕" w:eastAsia="맑은 고딕"/>
+                <w:b w:val="0"/>
+                <w:i w:val="0"/>
+                <w:color w:val="000000"/>
+                <w:sz w:val="19"/>
+              </w:rPr>
+              <w:t>연구로 다뤄졌나</w:t>
+            </w:r>
+          </w:p>
+        </w:tc>
+        <w:tc>
+          <w:tcPr>
+            <w:tcW w:type="dxa" w:w="2300"/>
+          </w:tcPr>
+          <w:p>
+            <w:pPr>
+              <w:keepNext/>
+              <w:spacing w:after="20" w:before="20" w:line="260" w:lineRule="exact"/>
+            </w:pPr>
+            <w:r>
+              <w:rPr>
+                <w:rFonts w:ascii="맑은 고딕" w:hAnsi="맑은 고딕" w:eastAsia="맑은 고딕"/>
+                <w:b w:val="0"/>
+                <w:i w:val="0"/>
+                <w:color w:val="000000"/>
+                <w:sz w:val="19"/>
+              </w:rPr>
+              <w:t>폴더 안</w:t>
+            </w:r>
+          </w:p>
+        </w:tc>
+        <w:tc>
+          <w:tcPr>
+            <w:tcW w:type="dxa" w:w="1200"/>
+          </w:tcPr>
+          <w:p>
+            <w:pPr>
+              <w:keepNext/>
+              <w:spacing w:after="20" w:before="20" w:line="260" w:lineRule="exact"/>
+            </w:pPr>
+            <w:r>
+              <w:rPr>
+                <w:rFonts w:ascii="맑은 고딕" w:hAnsi="맑은 고딕" w:eastAsia="맑은 고딕"/>
+                <w:b w:val="0"/>
+                <w:i w:val="0"/>
+                <w:color w:val="000000"/>
+                <w:sz w:val="19"/>
+              </w:rPr>
+              <w:t>불필요</w:t>
+            </w:r>
+          </w:p>
+        </w:tc>
+      </w:tr>
+      <w:tr>
+        <w:trPr>
+          <w:cantSplit/>
+        </w:trPr>
+        <w:tc>
+          <w:tcPr>
+            <w:tcW w:type="dxa" w:w="1300"/>
+          </w:tcPr>
+          <w:p>
+            <w:pPr>
+              <w:keepNext/>
+              <w:spacing w:after="20" w:before="20" w:line="260" w:lineRule="exact"/>
+            </w:pPr>
+            <w:r>
+              <w:rPr>
+                <w:rFonts w:ascii="맑은 고딕" w:hAnsi="맑은 고딕" w:eastAsia="맑은 고딕"/>
+                <w:b w:val="0"/>
+                <w:i w:val="0"/>
+                <w:color w:val="000000"/>
+                <w:sz w:val="19"/>
+              </w:rPr>
+              <w:t>③ 국회 의안</w:t>
+            </w:r>
+          </w:p>
+        </w:tc>
+        <w:tc>
+          <w:tcPr>
+            <w:tcW w:type="dxa" w:w="3000"/>
+          </w:tcPr>
+          <w:p>
+            <w:pPr>
+              <w:keepNext/>
+              <w:spacing w:after="20" w:before="20" w:line="260" w:lineRule="exact"/>
+            </w:pPr>
+            <w:r>
+              <w:rPr>
+                <w:rFonts w:ascii="맑은 고딕" w:hAnsi="맑은 고딕" w:eastAsia="맑은 고딕"/>
+                <w:b w:val="0"/>
+                <w:i w:val="0"/>
+                <w:color w:val="000000"/>
+                <w:sz w:val="19"/>
+              </w:rPr>
+              <w:t>입법이 시도됐나</w:t>
+            </w:r>
+          </w:p>
+        </w:tc>
+        <w:tc>
+          <w:tcPr>
+            <w:tcW w:type="dxa" w:w="2300"/>
+          </w:tcPr>
+          <w:p>
+            <w:pPr>
+              <w:keepNext/>
+              <w:spacing w:after="20" w:before="20" w:line="260" w:lineRule="exact"/>
+            </w:pPr>
+            <w:r>
+              <w:rPr>
+                <w:rFonts w:ascii="맑은 고딕" w:hAnsi="맑은 고딕" w:eastAsia="맑은 고딕"/>
+                <w:b w:val="0"/>
+                <w:i w:val="0"/>
+                <w:color w:val="000000"/>
+                <w:sz w:val="19"/>
+              </w:rPr>
+              <w:t>열린국회정보 조회</w:t>
+            </w:r>
+          </w:p>
+        </w:tc>
+        <w:tc>
+          <w:tcPr>
+            <w:tcW w:type="dxa" w:w="1200"/>
+          </w:tcPr>
+          <w:p>
+            <w:pPr>
+              <w:keepNext/>
+              <w:spacing w:after="20" w:before="20" w:line="260" w:lineRule="exact"/>
+            </w:pPr>
+            <w:r>
+              <w:rPr>
+                <w:rFonts w:ascii="맑은 고딕" w:hAnsi="맑은 고딕" w:eastAsia="맑은 고딕"/>
+                <w:b w:val="0"/>
+                <w:i w:val="0"/>
+                <w:color w:val="000000"/>
+                <w:sz w:val="19"/>
+              </w:rPr>
+              <w:t>필요</w:t>
+            </w:r>
+          </w:p>
+          <w:p>
+            <w:pPr>
+              <w:keepNext/>
+              <w:spacing w:after="20" w:before="20" w:line="260" w:lineRule="exact"/>
+            </w:pPr>
+            <w:r>
+              <w:rPr>
+                <w:rFonts w:ascii="맑은 고딕" w:hAnsi="맑은 고딕" w:eastAsia="맑은 고딕"/>
+                <w:b w:val="0"/>
+                <w:i w:val="0"/>
+                <w:color w:val="000000"/>
+                <w:sz w:val="19"/>
+              </w:rPr>
+              <w:t>(선택)</w:t>
+            </w:r>
+          </w:p>
+        </w:tc>
+      </w:tr>
+      <w:tr>
+        <w:trPr>
+          <w:cantSplit/>
+        </w:trPr>
+        <w:tc>
+          <w:tcPr>
+            <w:tcW w:type="dxa" w:w="1300"/>
+          </w:tcPr>
+          <w:p>
+            <w:pPr>
+              <w:keepNext w:val="0"/>
+              <w:spacing w:after="20" w:before="20" w:line="260" w:lineRule="exact"/>
+            </w:pPr>
+            <w:r>
+              <w:rPr>
+                <w:rFonts w:ascii="맑은 고딕" w:hAnsi="맑은 고딕" w:eastAsia="맑은 고딕"/>
+                <w:b w:val="0"/>
+                <w:i w:val="0"/>
+                <w:color w:val="000000"/>
+                <w:sz w:val="19"/>
+              </w:rPr>
+              <w:t>④ 해외사례</w:t>
+            </w:r>
+          </w:p>
+        </w:tc>
+        <w:tc>
+          <w:tcPr>
+            <w:tcW w:type="dxa" w:w="3000"/>
+          </w:tcPr>
+          <w:p>
+            <w:pPr>
+              <w:keepNext w:val="0"/>
+              <w:spacing w:after="20" w:before="20" w:line="260" w:lineRule="exact"/>
+            </w:pPr>
+            <w:r>
+              <w:rPr>
+                <w:rFonts w:ascii="맑은 고딕" w:hAnsi="맑은 고딕" w:eastAsia="맑은 고딕"/>
+                <w:b w:val="0"/>
+                <w:i w:val="0"/>
+                <w:color w:val="000000"/>
+                <w:sz w:val="19"/>
+              </w:rPr>
+              <w:t>다른 나라가 해 봤나</w:t>
+            </w:r>
+          </w:p>
+        </w:tc>
+        <w:tc>
+          <w:tcPr>
+            <w:tcW w:type="dxa" w:w="2300"/>
+          </w:tcPr>
+          <w:p>
+            <w:pPr>
+              <w:keepNext w:val="0"/>
+              <w:spacing w:after="20" w:before="20" w:line="260" w:lineRule="exact"/>
+            </w:pPr>
+            <w:r>
+              <w:rPr>
+                <w:rFonts w:ascii="맑은 고딕" w:hAnsi="맑은 고딕" w:eastAsia="맑은 고딕"/>
+                <w:b w:val="0"/>
+                <w:i w:val="0"/>
+                <w:color w:val="000000"/>
+                <w:sz w:val="19"/>
+              </w:rPr>
+              <w:t>폴더 안</w:t>
+            </w:r>
+          </w:p>
+        </w:tc>
+        <w:tc>
+          <w:tcPr>
+            <w:tcW w:type="dxa" w:w="1200"/>
+          </w:tcPr>
+          <w:p>
+            <w:pPr>
+              <w:keepNext w:val="0"/>
+              <w:spacing w:after="20" w:before="20" w:line="260" w:lineRule="exact"/>
+            </w:pPr>
+            <w:r>
+              <w:rPr>
+                <w:rFonts w:ascii="맑은 고딕" w:hAnsi="맑은 고딕" w:eastAsia="맑은 고딕"/>
+                <w:b w:val="0"/>
+                <w:i w:val="0"/>
+                <w:color w:val="000000"/>
+                <w:sz w:val="19"/>
+              </w:rPr>
+              <w:t>불필요</w:t>
+            </w:r>
+          </w:p>
+        </w:tc>
+      </w:tr>
+    </w:tbl>
+    <w:p>
+      <w:pPr>
+        <w:keepLines/>
+        <w:spacing w:after="200" w:before="0" w:line="330" w:lineRule="exact"/>
+      </w:pPr>
     </w:p>
     <w:p>
       <w:pPr>
@@ -3373,12 +3878,115 @@
       <w:r>
         <w:rPr>
           <w:rFonts w:ascii="맑은 고딕" w:hAnsi="맑은 고딕" w:eastAsia="맑은 고딕"/>
+          <w:b/>
+          <w:i w:val="0"/>
+          <w:color w:val="000000"/>
+          <w:sz w:val="21"/>
+        </w:rPr>
+        <w:t xml:space="preserve">키가 없으면 ③ 통로만 꺼집니다. </w:t>
+      </w:r>
+      <w:r>
+        <w:rPr>
+          <w:rFonts w:ascii="맑은 고딕" w:hAnsi="맑은 고딕" w:eastAsia="맑은 고딕"/>
           <w:b w:val="0"/>
           <w:i w:val="0"/>
           <w:color w:val="000000"/>
           <w:sz w:val="21"/>
         </w:rPr>
-        <w:t>압축을 풀기 전에 떼어 내는 편이 낫습니다. 푼 다음에는 파일마다 따로 해야 해서 번거롭습니다.</w:t>
+        <w:t xml:space="preserve">나머지 셋으로 그대로 평가하며, 결과의 커버리지 표에 그 통로가 「미실행」 으로 남습니다. 이것은 </w:t>
+      </w:r>
+      <w:r>
+        <w:rPr>
+          <w:rFonts w:ascii="맑은 고딕" w:hAnsi="맑은 고딕" w:eastAsia="맑은 고딕"/>
+          <w:b/>
+          <w:i w:val="0"/>
+          <w:color w:val="000000"/>
+          <w:sz w:val="21"/>
+        </w:rPr>
+        <w:t>「입법 선례가 없다」 가 아니라 「확인하지 못했다」</w:t>
+      </w:r>
+      <w:r>
+        <w:rPr>
+          <w:rFonts w:ascii="맑은 고딕" w:hAnsi="맑은 고딕" w:eastAsia="맑은 고딕"/>
+          <w:b w:val="0"/>
+          <w:i w:val="0"/>
+          <w:color w:val="000000"/>
+          <w:sz w:val="21"/>
+        </w:rPr>
+        <w:t xml:space="preserve"> 는 뜻입니다. 그래서 판정기가 확신도를 '상' 으로 올리지 않습니다 — 못 본 통로가 있는데 확신할 수는 없기 때문입니다.</w:t>
+      </w:r>
+    </w:p>
+    <w:p>
+      <w:pPr>
+        <w:keepNext/>
+        <w:keepLines/>
+        <w:spacing w:after="100" w:before="260" w:line="330" w:lineRule="exact"/>
+      </w:pPr>
+      <w:r>
+        <w:rPr>
+          <w:rFonts w:ascii="맑은 고딕" w:hAnsi="맑은 고딕" w:eastAsia="맑은 고딕"/>
+          <w:b/>
+          <w:i w:val="0"/>
+          <w:color w:val="000000"/>
+          <w:sz w:val="21"/>
+        </w:rPr>
+        <w:t>발급 절차</w:t>
+      </w:r>
+    </w:p>
+    <w:p>
+      <w:pPr>
+        <w:keepLines/>
+        <w:spacing w:after="130" w:before="0" w:line="330" w:lineRule="exact"/>
+      </w:pPr>
+      <w:r>
+        <w:rPr>
+          <w:rFonts w:ascii="맑은 고딕" w:hAnsi="맑은 고딕" w:eastAsia="맑은 고딕"/>
+          <w:b w:val="0"/>
+          <w:i w:val="0"/>
+          <w:color w:val="000000"/>
+          <w:sz w:val="21"/>
+        </w:rPr>
+        <w:t xml:space="preserve">발급처는 </w:t>
+      </w:r>
+      <w:r>
+        <w:rPr>
+          <w:rFonts w:ascii="맑은 고딕" w:hAnsi="맑은 고딕" w:eastAsia="맑은 고딕"/>
+          <w:b/>
+          <w:i w:val="0"/>
+          <w:color w:val="000000"/>
+          <w:sz w:val="21"/>
+        </w:rPr>
+        <w:t>열린국회정보</w:t>
+      </w:r>
+      <w:r>
+        <w:rPr>
+          <w:rFonts w:ascii="맑은 고딕" w:hAnsi="맑은 고딕" w:eastAsia="맑은 고딕"/>
+          <w:b w:val="0"/>
+          <w:i w:val="0"/>
+          <w:color w:val="000000"/>
+          <w:sz w:val="21"/>
+        </w:rPr>
+        <w:t xml:space="preserve"> 입니다. </w:t>
+      </w:r>
+      <w:r>
+        <w:rPr>
+          <w:rFonts w:ascii="맑은 고딕" w:hAnsi="맑은 고딕" w:eastAsia="맑은 고딕"/>
+          <w:b/>
+          <w:i w:val="0"/>
+          <w:color w:val="000000"/>
+          <w:sz w:val="21"/>
+        </w:rPr>
+        <w:t>공공데이터포털(data.go.kr)과 다른 곳입니다</w:t>
+      </w:r>
+      <w:r>
+        <w:rPr>
+          <w:rFonts w:ascii="맑은 고딕" w:hAnsi="맑은 고딕" w:eastAsia="맑은 고딕"/>
+          <w:b w:val="0"/>
+          <w:i w:val="0"/>
+          <w:color w:val="000000"/>
+          <w:sz w:val="21"/>
+        </w:rPr>
+        <w:t xml:space="preserve"> — 여기가 가장 흔한 착각이고, data.go.kr 에서 받은 키를 넣으면 그대로 거부됩니다.</w:t>
       </w:r>
     </w:p>
     <w:p>
@@ -3405,8 +4013,31 @@
           <w:color w:val="000000"/>
           <w:sz w:val="21"/>
         </w:rPr>
-        <w:t>받은 zip 파일 위에서 마우스 오른쪽 클릭 → [속성]</w:t>
-      </w:r>
+        <w:t>인터넷 창에 다음 주소를 칩니다.</w:t>
+      </w:r>
+    </w:p>
+    <w:p>
+      <w:pPr>
+        <w:keepLines/>
+        <w:spacing w:after="0" w:before="0" w:line="260" w:lineRule="exact"/>
+        <w:ind w:left="907"/>
+      </w:pPr>
+      <w:r>
+        <w:rPr>
+          <w:rFonts w:ascii="맑은 고딕" w:hAnsi="맑은 고딕" w:eastAsia="맑은 고딕"/>
+          <w:b w:val="0"/>
+          <w:i w:val="0"/>
+          <w:color w:val="000000"/>
+          <w:sz w:val="18"/>
+        </w:rPr>
+        <w:t>https://open.assembly.go.kr</w:t>
+      </w:r>
+    </w:p>
+    <w:p>
+      <w:pPr>
+        <w:keepLines/>
+        <w:spacing w:after="100" w:before="0" w:line="330" w:lineRule="exact"/>
+      </w:pPr>
     </w:p>
     <w:p>
       <w:pPr>
@@ -3432,7 +4063,27 @@
           <w:color w:val="000000"/>
           <w:sz w:val="21"/>
         </w:rPr>
-        <w:t>창 맨 아래쪽에 「보안:」 이라는 줄이 있고 그 옆에 [차단 해제] 라는 네모가 있습니다. 거기에 체크합니다.</w:t>
+        <w:t xml:space="preserve">회원가입을 합니다. 열린국회정보 전용 계정이 아니라 </w:t>
+      </w:r>
+      <w:r>
+        <w:rPr>
+          <w:rFonts w:ascii="맑은 고딕" w:hAnsi="맑은 고딕" w:eastAsia="맑은 고딕"/>
+          <w:b/>
+          <w:i w:val="0"/>
+          <w:color w:val="000000"/>
+          <w:sz w:val="21"/>
+        </w:rPr>
+        <w:t>국회 홈페이지 통합회원</w:t>
+      </w:r>
+      <w:r>
+        <w:rPr>
+          <w:rFonts w:ascii="맑은 고딕" w:hAnsi="맑은 고딕" w:eastAsia="맑은 고딕"/>
+          <w:b w:val="0"/>
+          <w:i w:val="0"/>
+          <w:color w:val="000000"/>
+          <w:sz w:val="21"/>
+        </w:rPr>
+        <w:t xml:space="preserve"> 입니다. 국회 사이트들이 함께 쓰는 계정이라, 이미 가지고 계시면 그대로 쓰시면 됩니다.</w:t>
       </w:r>
     </w:p>
     <w:p>
@@ -3459,7 +4110,259 @@
           <w:color w:val="000000"/>
           <w:sz w:val="21"/>
         </w:rPr>
-        <w:t>[확인] 을 누릅니다.</w:t>
+        <w:t>로그인합니다. 인증키는 로그인한 상태에서만 발급됩니다.</w:t>
+      </w:r>
+    </w:p>
+    <w:p>
+      <w:pPr>
+        <w:keepLines/>
+        <w:spacing w:after="80" w:before="0" w:line="330" w:lineRule="exact"/>
+        <w:ind w:left="425" w:hanging="425"/>
+      </w:pPr>
+      <w:r>
+        <w:rPr>
+          <w:rFonts w:ascii="맑은 고딕" w:hAnsi="맑은 고딕" w:eastAsia="맑은 고딕"/>
+          <w:b/>
+          <w:i w:val="0"/>
+          <w:color w:val="000000"/>
+          <w:sz w:val="21"/>
+        </w:rPr>
+        <w:t xml:space="preserve">4  </w:t>
+      </w:r>
+      <w:r>
+        <w:rPr>
+          <w:rFonts w:ascii="맑은 고딕" w:hAnsi="맑은 고딕" w:eastAsia="맑은 고딕"/>
+          <w:b w:val="0"/>
+          <w:i w:val="0"/>
+          <w:color w:val="000000"/>
+          <w:sz w:val="21"/>
+        </w:rPr>
+        <w:t xml:space="preserve">상단의 </w:t>
+      </w:r>
+      <w:r>
+        <w:rPr>
+          <w:rFonts w:ascii="맑은 고딕" w:hAnsi="맑은 고딕" w:eastAsia="맑은 고딕"/>
+          <w:b/>
+          <w:i w:val="0"/>
+          <w:color w:val="000000"/>
+          <w:sz w:val="21"/>
+        </w:rPr>
+        <w:t>마이페이지</w:t>
+      </w:r>
+      <w:r>
+        <w:rPr>
+          <w:rFonts w:ascii="맑은 고딕" w:hAnsi="맑은 고딕" w:eastAsia="맑은 고딕"/>
+          <w:b w:val="0"/>
+          <w:i w:val="0"/>
+          <w:color w:val="000000"/>
+          <w:sz w:val="21"/>
+        </w:rPr>
+        <w:t xml:space="preserve">로 들어가 </w:t>
+      </w:r>
+      <w:r>
+        <w:rPr>
+          <w:rFonts w:ascii="맑은 고딕" w:hAnsi="맑은 고딕" w:eastAsia="맑은 고딕"/>
+          <w:b/>
+          <w:i w:val="0"/>
+          <w:color w:val="000000"/>
+          <w:sz w:val="21"/>
+        </w:rPr>
+        <w:t>[인증키발급]</w:t>
+      </w:r>
+      <w:r>
+        <w:rPr>
+          <w:rFonts w:ascii="맑은 고딕" w:hAnsi="맑은 고딕" w:eastAsia="맑은 고딕"/>
+          <w:b w:val="0"/>
+          <w:i w:val="0"/>
+          <w:color w:val="000000"/>
+          <w:sz w:val="21"/>
+        </w:rPr>
+        <w:t xml:space="preserve"> 메뉴를 누릅니다.</w:t>
+      </w:r>
+    </w:p>
+    <w:p>
+      <w:pPr>
+        <w:keepLines/>
+        <w:spacing w:after="130" w:before="0" w:line="330" w:lineRule="exact"/>
+        <w:ind w:left="907"/>
+      </w:pPr>
+      <w:r>
+        <w:rPr>
+          <w:rFonts w:ascii="맑은 고딕" w:hAnsi="맑은 고딕" w:eastAsia="맑은 고딕"/>
+          <w:b w:val="0"/>
+          <w:i w:val="0"/>
+          <w:color w:val="000000"/>
+          <w:sz w:val="21"/>
+        </w:rPr>
+        <w:t>Open API 메뉴 안이 아니라 마이페이지 쪽에 있습니다. 처음 찾으실 때 헤매기 쉬운 자리라 적어 둡니다.</w:t>
+      </w:r>
+    </w:p>
+    <w:p>
+      <w:pPr>
+        <w:keepLines/>
+        <w:spacing w:after="100" w:before="0" w:line="330" w:lineRule="exact"/>
+        <w:ind w:left="425" w:hanging="425"/>
+      </w:pPr>
+      <w:r>
+        <w:rPr>
+          <w:rFonts w:ascii="맑은 고딕" w:hAnsi="맑은 고딕" w:eastAsia="맑은 고딕"/>
+          <w:b/>
+          <w:i w:val="0"/>
+          <w:color w:val="000000"/>
+          <w:sz w:val="21"/>
+        </w:rPr>
+        <w:t xml:space="preserve">5  </w:t>
+      </w:r>
+      <w:r>
+        <w:rPr>
+          <w:rFonts w:ascii="맑은 고딕" w:hAnsi="맑은 고딕" w:eastAsia="맑은 고딕"/>
+          <w:b w:val="0"/>
+          <w:i w:val="0"/>
+          <w:color w:val="000000"/>
+          <w:sz w:val="21"/>
+        </w:rPr>
+        <w:t>활용 용도를 적고 신청합니다. 「정책 아이디어 평가 연구」 정도면 됩니다.</w:t>
+      </w:r>
+    </w:p>
+    <w:p>
+      <w:pPr>
+        <w:keepLines/>
+        <w:spacing w:after="100" w:before="0" w:line="330" w:lineRule="exact"/>
+        <w:ind w:left="425" w:hanging="425"/>
+      </w:pPr>
+      <w:r>
+        <w:rPr>
+          <w:rFonts w:ascii="맑은 고딕" w:hAnsi="맑은 고딕" w:eastAsia="맑은 고딕"/>
+          <w:b/>
+          <w:i w:val="0"/>
+          <w:color w:val="000000"/>
+          <w:sz w:val="21"/>
+        </w:rPr>
+        <w:t xml:space="preserve">6  </w:t>
+      </w:r>
+      <w:r>
+        <w:rPr>
+          <w:rFonts w:ascii="맑은 고딕" w:hAnsi="맑은 고딕" w:eastAsia="맑은 고딕"/>
+          <w:b w:val="0"/>
+          <w:i w:val="0"/>
+          <w:color w:val="000000"/>
+          <w:sz w:val="21"/>
+        </w:rPr>
+        <w:t>발급된 키를 복사합니다.</w:t>
+      </w:r>
+    </w:p>
+    <w:p>
+      <w:pPr>
+        <w:keepLines/>
+        <w:spacing w:after="130" w:before="0" w:line="330" w:lineRule="exact"/>
+        <w:ind w:left="907"/>
+      </w:pPr>
+      <w:r>
+        <w:rPr>
+          <w:rFonts w:ascii="맑은 고딕" w:hAnsi="맑은 고딕" w:eastAsia="맑은 고딕"/>
+          <w:b/>
+          <w:i w:val="0"/>
+          <w:color w:val="000000"/>
+          <w:sz w:val="21"/>
+        </w:rPr>
+        <w:t xml:space="preserve">Anthropic 키와 달리 나중에 다시 확인할 수 있습니다. </w:t>
+      </w:r>
+      <w:r>
+        <w:rPr>
+          <w:rFonts w:ascii="맑은 고딕" w:hAnsi="맑은 고딕" w:eastAsia="맑은 고딕"/>
+          <w:b w:val="0"/>
+          <w:i w:val="0"/>
+          <w:color w:val="000000"/>
+          <w:sz w:val="21"/>
+        </w:rPr>
+        <w:t>같은 화면의 인증키 발급 내역에서 언제든 전체를 다시 볼 수 있습니다. 한 번만 보여 주고 마는 방식이 아니니 조급해하지 않으셔도 됩니다. 정상 상태의 키를 최대 10개까지 가질 수 있어, 용도별로 따로 만들어 두셔도 됩니다.</w:t>
+      </w:r>
+    </w:p>
+    <w:p>
+      <w:pPr>
+        <w:keepNext/>
+        <w:keepLines/>
+        <w:spacing w:after="100" w:before="260" w:line="330" w:lineRule="exact"/>
+      </w:pPr>
+      <w:r>
+        <w:rPr>
+          <w:rFonts w:ascii="맑은 고딕" w:hAnsi="맑은 고딕" w:eastAsia="맑은 고딕"/>
+          <w:b/>
+          <w:i w:val="0"/>
+          <w:color w:val="000000"/>
+          <w:sz w:val="21"/>
+        </w:rPr>
+        <w:t>어디에 넣나</w:t>
+      </w:r>
+    </w:p>
+    <w:p>
+      <w:pPr>
+        <w:keepLines/>
+        <w:spacing w:after="130" w:before="0" w:line="330" w:lineRule="exact"/>
+      </w:pPr>
+      <w:r>
+        <w:rPr>
+          <w:rFonts w:ascii="맑은 고딕" w:hAnsi="맑은 고딕" w:eastAsia="맑은 고딕"/>
+          <w:b w:val="0"/>
+          <w:i w:val="0"/>
+          <w:color w:val="000000"/>
+          <w:sz w:val="21"/>
+        </w:rPr>
+        <w:t>이 키는 배치 파일이나 설치 과정에서 묻지 않습니다. 2_실행.bat 으로 서버를 켠 뒤, 브라우저 첫 화면에 넣습니다.</w:t>
+      </w:r>
+    </w:p>
+    <w:p>
+      <w:pPr>
+        <w:keepLines/>
+        <w:spacing w:after="100" w:before="0" w:line="330" w:lineRule="exact"/>
+        <w:ind w:left="425" w:hanging="425"/>
+      </w:pPr>
+      <w:r>
+        <w:rPr>
+          <w:rFonts w:ascii="맑은 고딕" w:hAnsi="맑은 고딕" w:eastAsia="맑은 고딕"/>
+          <w:b/>
+          <w:i w:val="0"/>
+          <w:color w:val="000000"/>
+          <w:sz w:val="21"/>
+        </w:rPr>
+        <w:t xml:space="preserve">1  </w:t>
+      </w:r>
+      <w:r>
+        <w:rPr>
+          <w:rFonts w:ascii="맑은 고딕" w:hAnsi="맑은 고딕" w:eastAsia="맑은 고딕"/>
+          <w:b w:val="0"/>
+          <w:i w:val="0"/>
+          <w:color w:val="000000"/>
+          <w:sz w:val="21"/>
+        </w:rPr>
+        <w:t>평가 화면 첫머리의 「③ 국회 의안 인증키 (선택)」 칸에 붙여넣습니다.</w:t>
+      </w:r>
+    </w:p>
+    <w:p>
+      <w:pPr>
+        <w:keepLines/>
+        <w:spacing w:after="100" w:before="0" w:line="330" w:lineRule="exact"/>
+        <w:ind w:left="425" w:hanging="425"/>
+      </w:pPr>
+      <w:r>
+        <w:rPr>
+          <w:rFonts w:ascii="맑은 고딕" w:hAnsi="맑은 고딕" w:eastAsia="맑은 고딕"/>
+          <w:b/>
+          <w:i w:val="0"/>
+          <w:color w:val="000000"/>
+          <w:sz w:val="21"/>
+        </w:rPr>
+        <w:t xml:space="preserve">2  </w:t>
+      </w:r>
+      <w:r>
+        <w:rPr>
+          <w:rFonts w:ascii="맑은 고딕" w:hAnsi="맑은 고딕" w:eastAsia="맑은 고딕"/>
+          <w:b w:val="0"/>
+          <w:i w:val="0"/>
+          <w:color w:val="000000"/>
+          <w:sz w:val="21"/>
+        </w:rPr>
+        <w:t>옆의 [확인] 을 누릅니다. 그 자리에서 「국민건강보험법」 으로 시험 조회를 한 번 해 보고 되는지 알려 줍니다.</w:t>
       </w:r>
     </w:p>
     <w:p>
@@ -3476,7 +4379,194 @@
           <w:color w:val="000000"/>
           <w:sz w:val="21"/>
         </w:rPr>
-        <w:t>「보안:」 줄이 아예 안 보이면 이미 안전한 파일로 처리된 것입니다. 그냥 넘어가시면 됩니다.</w:t>
+        <w:t>넣으신 키는 그 브라우저에만 남습니다. 서버나 문답 이력에는 저장되지 않습니다. 「이 브라우저에 기억」 을 끄시면 그 평가에만 쓰이고 사라집니다.</w:t>
+      </w:r>
+    </w:p>
+    <w:p>
+      <w:pPr>
+        <w:keepLines/>
+        <w:spacing w:after="130" w:before="0" w:line="330" w:lineRule="exact"/>
+      </w:pPr>
+      <w:r>
+        <w:rPr>
+          <w:rFonts w:ascii="맑은 고딕" w:hAnsi="맑은 고딕" w:eastAsia="맑은 고딕"/>
+          <w:b w:val="0"/>
+          <w:i w:val="0"/>
+          <w:color w:val="000000"/>
+          <w:sz w:val="21"/>
+        </w:rPr>
+        <w:t>키가 거부되면 명령창에서 다음을 쳐 보십시오. 키 없음 · 망 차단 · 키 거부 · 정상을 갈라서 알려 줍니다.</w:t>
+      </w:r>
+    </w:p>
+    <w:p>
+      <w:pPr>
+        <w:keepLines/>
+        <w:spacing w:after="0" w:before="0" w:line="260" w:lineRule="exact"/>
+        <w:ind w:left="907"/>
+      </w:pPr>
+      <w:r>
+        <w:rPr>
+          <w:rFonts w:ascii="맑은 고딕" w:hAnsi="맑은 고딕" w:eastAsia="맑은 고딕"/>
+          <w:b w:val="0"/>
+          <w:i w:val="0"/>
+          <w:color w:val="000000"/>
+          <w:sz w:val="18"/>
+        </w:rPr>
+        <w:t>python webapp\check_bill.py</w:t>
+      </w:r>
+    </w:p>
+    <w:p>
+      <w:pPr>
+        <w:keepLines/>
+        <w:spacing w:after="100" w:before="0" w:line="330" w:lineRule="exact"/>
+      </w:pPr>
+    </w:p>
+    <w:p>
+      <w:pPr>
+        <w:keepNext/>
+        <w:keepLines/>
+        <w:pageBreakBefore/>
+        <w:spacing w:after="180" w:before="300" w:line="330" w:lineRule="exact"/>
+      </w:pPr>
+      <w:r>
+        <w:rPr>
+          <w:rFonts w:ascii="맑은 고딕" w:hAnsi="맑은 고딕" w:eastAsia="맑은 고딕"/>
+          <w:b/>
+          <w:i w:val="0"/>
+          <w:color w:val="000000"/>
+          <w:sz w:val="24"/>
+        </w:rPr>
+        <w:t>1단계 — 압축 풀기</w:t>
+      </w:r>
+    </w:p>
+    <w:p>
+      <w:pPr>
+        <w:keepNext/>
+        <w:keepLines/>
+        <w:spacing w:after="100" w:before="260" w:line="330" w:lineRule="exact"/>
+      </w:pPr>
+      <w:r>
+        <w:rPr>
+          <w:rFonts w:ascii="맑은 고딕" w:hAnsi="맑은 고딕" w:eastAsia="맑은 고딕"/>
+          <w:b/>
+          <w:i w:val="0"/>
+          <w:color w:val="000000"/>
+          <w:sz w:val="21"/>
+        </w:rPr>
+        <w:t>먼저, 압축을 풀기 전에 한 가지</w:t>
+      </w:r>
+    </w:p>
+    <w:p>
+      <w:pPr>
+        <w:keepLines/>
+        <w:spacing w:after="130" w:before="0" w:line="330" w:lineRule="exact"/>
+      </w:pPr>
+      <w:r>
+        <w:rPr>
+          <w:rFonts w:ascii="맑은 고딕" w:hAnsi="맑은 고딕" w:eastAsia="맑은 고딕"/>
+          <w:b w:val="0"/>
+          <w:i w:val="0"/>
+          <w:color w:val="000000"/>
+          <w:sz w:val="21"/>
+        </w:rPr>
+        <w:t>메일이나 인터넷으로 받은 zip 파일에는 윈도우가 보이지 않는 표시를 붙여 둡니다. 「이건 밖에서 온 것이니 조심하라」는 표시입니다. 그대로 압축을 풀면 그 표시가 안의 파일 전부에 옮겨 붙고, 배치 파일을 누를 때마다 「게시자를 확인하지 못했습니다」 경고가 뜹니다.</w:t>
+      </w:r>
+    </w:p>
+    <w:p>
+      <w:pPr>
+        <w:keepLines/>
+        <w:spacing w:after="130" w:before="0" w:line="330" w:lineRule="exact"/>
+      </w:pPr>
+      <w:r>
+        <w:rPr>
+          <w:rFonts w:ascii="맑은 고딕" w:hAnsi="맑은 고딕" w:eastAsia="맑은 고딕"/>
+          <w:b w:val="0"/>
+          <w:i w:val="0"/>
+          <w:color w:val="000000"/>
+          <w:sz w:val="21"/>
+        </w:rPr>
+        <w:t>압축을 풀기 전에 떼어 내는 편이 낫습니다. 푼 다음에는 파일마다 따로 해야 해서 번거롭습니다.</w:t>
+      </w:r>
+    </w:p>
+    <w:p>
+      <w:pPr>
+        <w:keepLines/>
+        <w:spacing w:after="100" w:before="0" w:line="330" w:lineRule="exact"/>
+        <w:ind w:left="425" w:hanging="425"/>
+      </w:pPr>
+      <w:r>
+        <w:rPr>
+          <w:rFonts w:ascii="맑은 고딕" w:hAnsi="맑은 고딕" w:eastAsia="맑은 고딕"/>
+          <w:b/>
+          <w:i w:val="0"/>
+          <w:color w:val="000000"/>
+          <w:sz w:val="21"/>
+        </w:rPr>
+        <w:t xml:space="preserve">1  </w:t>
+      </w:r>
+      <w:r>
+        <w:rPr>
+          <w:rFonts w:ascii="맑은 고딕" w:hAnsi="맑은 고딕" w:eastAsia="맑은 고딕"/>
+          <w:b w:val="0"/>
+          <w:i w:val="0"/>
+          <w:color w:val="000000"/>
+          <w:sz w:val="21"/>
+        </w:rPr>
+        <w:t>받은 zip 파일 위에서 마우스 오른쪽 클릭 → [속성]</w:t>
+      </w:r>
+    </w:p>
+    <w:p>
+      <w:pPr>
+        <w:keepLines/>
+        <w:spacing w:after="100" w:before="0" w:line="330" w:lineRule="exact"/>
+        <w:ind w:left="425" w:hanging="425"/>
+      </w:pPr>
+      <w:r>
+        <w:rPr>
+          <w:rFonts w:ascii="맑은 고딕" w:hAnsi="맑은 고딕" w:eastAsia="맑은 고딕"/>
+          <w:b/>
+          <w:i w:val="0"/>
+          <w:color w:val="000000"/>
+          <w:sz w:val="21"/>
+        </w:rPr>
+        <w:t xml:space="preserve">2  </w:t>
+      </w:r>
+      <w:r>
+        <w:rPr>
+          <w:rFonts w:ascii="맑은 고딕" w:hAnsi="맑은 고딕" w:eastAsia="맑은 고딕"/>
+          <w:b w:val="0"/>
+          <w:i w:val="0"/>
+          <w:color w:val="000000"/>
+          <w:sz w:val="21"/>
+        </w:rPr>
+        <w:t>창 맨 아래쪽에 「보안:」 이라는 줄이 있고 그 옆에 [차단 해제] 라는 네모가 있습니다. 거기에 체크합니다.</w:t>
+      </w:r>
+    </w:p>
+    <w:p>
+      <w:pPr>
+        <w:keepLines/>
+        <w:spacing w:after="100" w:before="0" w:line="330" w:lineRule="exact"/>
+        <w:ind w:left="425" w:hanging="425"/>
+      </w:pPr>
+      <w:r>
+        <w:rPr>
+          <w:rFonts w:ascii="맑은 고딕" w:hAnsi="맑은 고딕" w:eastAsia="맑은 고딕"/>
+          <w:b/>
+          <w:i w:val="0"/>
+          <w:color w:val="000000"/>
+          <w:sz w:val="21"/>
+        </w:rPr>
+        <w:t xml:space="preserve">3  </w:t>
+      </w:r>
+      <w:r>
+        <w:rPr>
+          <w:rFonts w:ascii="맑은 고딕" w:hAnsi="맑은 고딕" w:eastAsia="맑은 고딕"/>
+          <w:b w:val="0"/>
+          <w:i w:val="0"/>
+          <w:color w:val="000000"/>
+          <w:sz w:val="21"/>
+        </w:rPr>
+        <w:t>[확인] 을 누릅니다.</w:t>
       </w:r>
     </w:p>
     <w:p>
@@ -3493,6 +4583,23 @@
           <w:color w:val="000000"/>
           <w:sz w:val="21"/>
         </w:rPr>
+        <w:t>「보안:」 줄이 아예 안 보이면 이미 안전한 파일로 처리된 것입니다. 그냥 넘어가시면 됩니다.</w:t>
+      </w:r>
+    </w:p>
+    <w:p>
+      <w:pPr>
+        <w:keepLines/>
+        <w:spacing w:after="130" w:before="0" w:line="330" w:lineRule="exact"/>
+        <w:ind w:left="283"/>
+      </w:pPr>
+      <w:r>
+        <w:rPr>
+          <w:rFonts w:ascii="맑은 고딕" w:hAnsi="맑은 고딕" w:eastAsia="맑은 고딕"/>
+          <w:b w:val="0"/>
+          <w:i w:val="0"/>
+          <w:color w:val="000000"/>
+          <w:sz w:val="21"/>
+        </w:rPr>
         <w:t>체크를 못 하셨더라도 못 쓰는 것은 아닙니다. 경고가 뜰 때마다 [추가 정보] → [실행] 을 누르면 그대로 진행됩니다. 다만 매번 뜹니다.</w:t>
       </w:r>
     </w:p>
@@ -3641,7 +4748,445 @@
           <w:color w:val="000000"/>
           <w:sz w:val="21"/>
         </w:rPr>
-        <w:t>[압축 풀기] 를 누릅니다. 데이터가 들어 있어 조금 걸립니다.</w:t>
+        <w:t>[압축 풀기] 를 누릅니다.</w:t>
+      </w:r>
+    </w:p>
+    <w:p>
+      <w:pPr>
+        <w:keepLines/>
+        <w:spacing w:after="130" w:before="0" w:line="330" w:lineRule="exact"/>
+        <w:ind w:left="907"/>
+      </w:pPr>
+      <w:r>
+        <w:rPr>
+          <w:rFonts w:ascii="맑은 고딕" w:hAnsi="맑은 고딕" w:eastAsia="맑은 고딕"/>
+          <w:b/>
+          <w:i w:val="0"/>
+          <w:color w:val="000000"/>
+          <w:sz w:val="21"/>
+        </w:rPr>
+        <w:t xml:space="preserve">여기서 30초에서 1분쯤 걸립니다. </w:t>
+      </w:r>
+      <w:r>
+        <w:rPr>
+          <w:rFonts w:ascii="맑은 고딕" w:hAnsi="맑은 고딕" w:eastAsia="맑은 고딕"/>
+          <w:b w:val="0"/>
+          <w:i w:val="0"/>
+          <w:color w:val="000000"/>
+          <w:sz w:val="21"/>
+        </w:rPr>
+        <w:t>진행 막대가 한동안 멈춘 것처럼 보여도 기다리십시오. 취소하고 다시 하시면 처음부터입니다.</w:t>
+      </w:r>
+    </w:p>
+    <w:p>
+      <w:pPr>
+        <w:keepLines/>
+        <w:spacing w:after="130" w:before="0" w:line="330" w:lineRule="exact"/>
+        <w:ind w:left="907"/>
+      </w:pPr>
+      <w:r>
+        <w:rPr>
+          <w:rFonts w:ascii="맑은 고딕" w:hAnsi="맑은 고딕" w:eastAsia="맑은 고딕"/>
+          <w:b/>
+          <w:i w:val="0"/>
+          <w:color w:val="000000"/>
+          <w:sz w:val="21"/>
+        </w:rPr>
+        <w:t xml:space="preserve">zip 은 8.8MB 이지만 풀면 45MB 가 됩니다. </w:t>
+      </w:r>
+      <w:r>
+        <w:rPr>
+          <w:rFonts w:ascii="맑은 고딕" w:hAnsi="맑은 고딕" w:eastAsia="맑은 고딕"/>
+          <w:b w:val="0"/>
+          <w:i w:val="0"/>
+          <w:color w:val="000000"/>
+          <w:sz w:val="21"/>
+        </w:rPr>
+        <w:t>아래 세 자료가 압축돼 있어서 그렇습니다. 디스크 여유는 zip 크기가 아니라 이 45MB 로 잡으십시오.</w:t>
+      </w:r>
+    </w:p>
+    <w:tbl>
+      <w:tblPr>
+        <w:tblW w:type="auto" w:w="0"/>
+        <w:jc w:val="left"/>
+        <w:tblLayout w:type="fixed"/>
+        <w:tblLook w:firstColumn="1" w:firstRow="1" w:lastColumn="0" w:lastRow="0" w:noHBand="0" w:noVBand="1" w:val="04A0"/>
+        <w:tblBorders>
+          <w:top w:val="single" w:sz="4" w:color="000000" w:space="0"/>
+          <w:bottom w:val="single" w:sz="4" w:color="000000" w:space="0"/>
+          <w:left w:val="single" w:sz="2" w:color="000000" w:space="0"/>
+          <w:right w:val="single" w:sz="2" w:color="000000" w:space="0"/>
+          <w:insideH w:val="single" w:sz="2" w:color="000000" w:space="0"/>
+          <w:insideV w:val="single" w:sz="2" w:color="000000" w:space="0"/>
+        </w:tblBorders>
+      </w:tblPr>
+      <w:tblGrid>
+        <w:gridCol w:w="3700"/>
+        <w:gridCol w:w="2400"/>
+        <w:gridCol w:w="1300"/>
+      </w:tblGrid>
+      <w:tr>
+        <w:trPr>
+          <w:cantSplit/>
+          <w:tblHeader/>
+        </w:trPr>
+        <w:tc>
+          <w:tcPr>
+            <w:tcW w:type="dxa" w:w="3700"/>
+          </w:tcPr>
+          <w:p>
+            <w:pPr>
+              <w:keepNext/>
+              <w:spacing w:after="20" w:before="20" w:line="260" w:lineRule="exact"/>
+            </w:pPr>
+            <w:r>
+              <w:rPr>
+                <w:rFonts w:ascii="맑은 고딕" w:hAnsi="맑은 고딕" w:eastAsia="맑은 고딕"/>
+                <w:b/>
+                <w:i w:val="0"/>
+                <w:color w:val="000000"/>
+                <w:sz w:val="19"/>
+              </w:rPr>
+              <w:t>평가에 쓰는 자료</w:t>
+            </w:r>
+          </w:p>
+        </w:tc>
+        <w:tc>
+          <w:tcPr>
+            <w:tcW w:type="dxa" w:w="2400"/>
+          </w:tcPr>
+          <w:p>
+            <w:pPr>
+              <w:keepNext/>
+              <w:spacing w:after="20" w:before="20" w:line="260" w:lineRule="exact"/>
+            </w:pPr>
+            <w:r>
+              <w:rPr>
+                <w:rFonts w:ascii="맑은 고딕" w:hAnsi="맑은 고딕" w:eastAsia="맑은 고딕"/>
+                <w:b/>
+                <w:i w:val="0"/>
+                <w:color w:val="000000"/>
+                <w:sz w:val="19"/>
+              </w:rPr>
+              <w:t>건수</w:t>
+            </w:r>
+          </w:p>
+        </w:tc>
+        <w:tc>
+          <w:tcPr>
+            <w:tcW w:type="dxa" w:w="1300"/>
+          </w:tcPr>
+          <w:p>
+            <w:pPr>
+              <w:keepNext/>
+              <w:spacing w:after="20" w:before="20" w:line="260" w:lineRule="exact"/>
+            </w:pPr>
+            <w:r>
+              <w:rPr>
+                <w:rFonts w:ascii="맑은 고딕" w:hAnsi="맑은 고딕" w:eastAsia="맑은 고딕"/>
+                <w:b/>
+                <w:i w:val="0"/>
+                <w:color w:val="000000"/>
+                <w:sz w:val="19"/>
+              </w:rPr>
+              <w:t>푼 크기</w:t>
+            </w:r>
+          </w:p>
+        </w:tc>
+      </w:tr>
+      <w:tr>
+        <w:trPr>
+          <w:cantSplit/>
+        </w:trPr>
+        <w:tc>
+          <w:tcPr>
+            <w:tcW w:type="dxa" w:w="3700"/>
+          </w:tcPr>
+          <w:p>
+            <w:pPr>
+              <w:keepNext/>
+              <w:spacing w:after="20" w:before="20" w:line="260" w:lineRule="exact"/>
+            </w:pPr>
+            <w:r>
+              <w:rPr>
+                <w:rFonts w:ascii="맑은 고딕" w:hAnsi="맑은 고딕" w:eastAsia="맑은 고딕"/>
+                <w:b w:val="0"/>
+                <w:i w:val="0"/>
+                <w:color w:val="000000"/>
+                <w:sz w:val="19"/>
+              </w:rPr>
+              <w:t>② KDI 연구  data\kdi.sqlite</w:t>
+            </w:r>
+          </w:p>
+        </w:tc>
+        <w:tc>
+          <w:tcPr>
+            <w:tcW w:type="dxa" w:w="2400"/>
+          </w:tcPr>
+          <w:p>
+            <w:pPr>
+              <w:keepNext/>
+              <w:spacing w:after="20" w:before="20" w:line="260" w:lineRule="exact"/>
+            </w:pPr>
+            <w:r>
+              <w:rPr>
+                <w:rFonts w:ascii="맑은 고딕" w:hAnsi="맑은 고딕" w:eastAsia="맑은 고딕"/>
+                <w:b w:val="0"/>
+                <w:i w:val="0"/>
+                <w:color w:val="000000"/>
+                <w:sz w:val="19"/>
+              </w:rPr>
+              <w:t>7,362건</w:t>
+            </w:r>
+          </w:p>
+        </w:tc>
+        <w:tc>
+          <w:tcPr>
+            <w:tcW w:type="dxa" w:w="1300"/>
+          </w:tcPr>
+          <w:p>
+            <w:pPr>
+              <w:keepNext/>
+              <w:spacing w:after="20" w:before="20" w:line="260" w:lineRule="exact"/>
+            </w:pPr>
+            <w:r>
+              <w:rPr>
+                <w:rFonts w:ascii="맑은 고딕" w:hAnsi="맑은 고딕" w:eastAsia="맑은 고딕"/>
+                <w:b w:val="0"/>
+                <w:i w:val="0"/>
+                <w:color w:val="000000"/>
+                <w:sz w:val="19"/>
+              </w:rPr>
+              <w:t>26.8MB</w:t>
+            </w:r>
+          </w:p>
+        </w:tc>
+      </w:tr>
+      <w:tr>
+        <w:trPr>
+          <w:cantSplit/>
+        </w:trPr>
+        <w:tc>
+          <w:tcPr>
+            <w:tcW w:type="dxa" w:w="3700"/>
+          </w:tcPr>
+          <w:p>
+            <w:pPr>
+              <w:keepNext/>
+              <w:spacing w:after="20" w:before="20" w:line="260" w:lineRule="exact"/>
+            </w:pPr>
+            <w:r>
+              <w:rPr>
+                <w:rFonts w:ascii="맑은 고딕" w:hAnsi="맑은 고딕" w:eastAsia="맑은 고딕"/>
+                <w:b w:val="0"/>
+                <w:i w:val="0"/>
+                <w:color w:val="000000"/>
+                <w:sz w:val="19"/>
+              </w:rPr>
+              <w:t>④ 해외사례  data\opsi_policies.db</w:t>
+            </w:r>
+          </w:p>
+        </w:tc>
+        <w:tc>
+          <w:tcPr>
+            <w:tcW w:type="dxa" w:w="2400"/>
+          </w:tcPr>
+          <w:p>
+            <w:pPr>
+              <w:keepNext/>
+              <w:spacing w:after="20" w:before="20" w:line="260" w:lineRule="exact"/>
+            </w:pPr>
+            <w:r>
+              <w:rPr>
+                <w:rFonts w:ascii="맑은 고딕" w:hAnsi="맑은 고딕" w:eastAsia="맑은 고딕"/>
+                <w:b w:val="0"/>
+                <w:i w:val="0"/>
+                <w:color w:val="000000"/>
+                <w:sz w:val="19"/>
+              </w:rPr>
+              <w:t>1,015건 · 98개국</w:t>
+            </w:r>
+          </w:p>
+        </w:tc>
+        <w:tc>
+          <w:tcPr>
+            <w:tcW w:type="dxa" w:w="1300"/>
+          </w:tcPr>
+          <w:p>
+            <w:pPr>
+              <w:keepNext/>
+              <w:spacing w:after="20" w:before="20" w:line="260" w:lineRule="exact"/>
+            </w:pPr>
+            <w:r>
+              <w:rPr>
+                <w:rFonts w:ascii="맑은 고딕" w:hAnsi="맑은 고딕" w:eastAsia="맑은 고딕"/>
+                <w:b w:val="0"/>
+                <w:i w:val="0"/>
+                <w:color w:val="000000"/>
+                <w:sz w:val="19"/>
+              </w:rPr>
+              <w:t>14.8MB</w:t>
+            </w:r>
+          </w:p>
+        </w:tc>
+      </w:tr>
+      <w:tr>
+        <w:trPr>
+          <w:cantSplit/>
+        </w:trPr>
+        <w:tc>
+          <w:tcPr>
+            <w:tcW w:type="dxa" w:w="3700"/>
+          </w:tcPr>
+          <w:p>
+            <w:pPr>
+              <w:keepNext/>
+              <w:spacing w:after="20" w:before="20" w:line="260" w:lineRule="exact"/>
+            </w:pPr>
+            <w:r>
+              <w:rPr>
+                <w:rFonts w:ascii="맑은 고딕" w:hAnsi="맑은 고딕" w:eastAsia="맑은 고딕"/>
+                <w:b w:val="0"/>
+                <w:i w:val="0"/>
+                <w:color w:val="000000"/>
+                <w:sz w:val="19"/>
+              </w:rPr>
+              <w:t>① 재정      data\fiscal.json</w:t>
+            </w:r>
+          </w:p>
+        </w:tc>
+        <w:tc>
+          <w:tcPr>
+            <w:tcW w:type="dxa" w:w="2400"/>
+          </w:tcPr>
+          <w:p>
+            <w:pPr>
+              <w:keepNext/>
+              <w:spacing w:after="20" w:before="20" w:line="260" w:lineRule="exact"/>
+            </w:pPr>
+            <w:r>
+              <w:rPr>
+                <w:rFonts w:ascii="맑은 고딕" w:hAnsi="맑은 고딕" w:eastAsia="맑은 고딕"/>
+                <w:b w:val="0"/>
+                <w:i w:val="0"/>
+                <w:color w:val="000000"/>
+                <w:sz w:val="19"/>
+              </w:rPr>
+              <w:t>14,122개 사업</w:t>
+            </w:r>
+          </w:p>
+        </w:tc>
+        <w:tc>
+          <w:tcPr>
+            <w:tcW w:type="dxa" w:w="1300"/>
+          </w:tcPr>
+          <w:p>
+            <w:pPr>
+              <w:keepNext/>
+              <w:spacing w:after="20" w:before="20" w:line="260" w:lineRule="exact"/>
+            </w:pPr>
+            <w:r>
+              <w:rPr>
+                <w:rFonts w:ascii="맑은 고딕" w:hAnsi="맑은 고딕" w:eastAsia="맑은 고딕"/>
+                <w:b w:val="0"/>
+                <w:i w:val="0"/>
+                <w:color w:val="000000"/>
+                <w:sz w:val="19"/>
+              </w:rPr>
+              <w:t>2.8MB</w:t>
+            </w:r>
+          </w:p>
+        </w:tc>
+      </w:tr>
+      <w:tr>
+        <w:trPr>
+          <w:cantSplit/>
+        </w:trPr>
+        <w:tc>
+          <w:tcPr>
+            <w:tcW w:type="dxa" w:w="3700"/>
+          </w:tcPr>
+          <w:p>
+            <w:pPr>
+              <w:keepNext w:val="0"/>
+              <w:spacing w:after="20" w:before="20" w:line="260" w:lineRule="exact"/>
+            </w:pPr>
+            <w:r>
+              <w:rPr>
+                <w:rFonts w:ascii="맑은 고딕" w:hAnsi="맑은 고딕" w:eastAsia="맑은 고딕"/>
+                <w:b w:val="0"/>
+                <w:i w:val="0"/>
+                <w:color w:val="000000"/>
+                <w:sz w:val="19"/>
+              </w:rPr>
+              <w:t>코드 · 화면 · 프롬프트</w:t>
+            </w:r>
+          </w:p>
+        </w:tc>
+        <w:tc>
+          <w:tcPr>
+            <w:tcW w:type="dxa" w:w="2400"/>
+          </w:tcPr>
+          <w:p>
+            <w:pPr>
+              <w:keepNext w:val="0"/>
+              <w:spacing w:after="20" w:before="20" w:line="260" w:lineRule="exact"/>
+            </w:pPr>
+            <w:r>
+              <w:rPr>
+                <w:rFonts w:ascii="맑은 고딕" w:hAnsi="맑은 고딕" w:eastAsia="맑은 고딕"/>
+                <w:b w:val="0"/>
+                <w:i w:val="0"/>
+                <w:color w:val="000000"/>
+                <w:sz w:val="19"/>
+              </w:rPr>
+            </w:r>
+          </w:p>
+        </w:tc>
+        <w:tc>
+          <w:tcPr>
+            <w:tcW w:type="dxa" w:w="1300"/>
+          </w:tcPr>
+          <w:p>
+            <w:pPr>
+              <w:keepNext w:val="0"/>
+              <w:spacing w:after="20" w:before="20" w:line="260" w:lineRule="exact"/>
+            </w:pPr>
+            <w:r>
+              <w:rPr>
+                <w:rFonts w:ascii="맑은 고딕" w:hAnsi="맑은 고딕" w:eastAsia="맑은 고딕"/>
+                <w:b w:val="0"/>
+                <w:i w:val="0"/>
+                <w:color w:val="000000"/>
+                <w:sz w:val="19"/>
+              </w:rPr>
+              <w:t>0.5MB</w:t>
+            </w:r>
+          </w:p>
+        </w:tc>
+      </w:tr>
+    </w:tbl>
+    <w:p>
+      <w:pPr>
+        <w:keepLines/>
+        <w:spacing w:after="200" w:before="0" w:line="330" w:lineRule="exact"/>
+      </w:pPr>
+    </w:p>
+    <w:p>
+      <w:pPr>
+        <w:keepLines/>
+        <w:spacing w:after="130" w:before="0" w:line="330" w:lineRule="exact"/>
+        <w:ind w:left="907"/>
+      </w:pPr>
+      <w:r>
+        <w:rPr>
+          <w:rFonts w:ascii="맑은 고딕" w:hAnsi="맑은 고딕" w:eastAsia="맑은 고딕"/>
+          <w:b w:val="0"/>
+          <w:i w:val="0"/>
+          <w:color w:val="000000"/>
+          <w:sz w:val="21"/>
+        </w:rPr>
+        <w:t>따로 내려받으실 것은 없습니다. 이 셋이 이미 들어 있어 키 없이 바로 작동합니다.</w:t>
       </w:r>
     </w:p>
     <w:p>
@@ -4489,7 +6034,7 @@
           <w:color w:val="000000"/>
           <w:sz w:val="18"/>
         </w:rPr>
-        <w:t xml:space="preserve">      ① 재정          12.4MB  바로 작동</w:t>
+        <w:t xml:space="preserve">      ① 재정            2.8MB  바로 작동</w:t>
       </w:r>
     </w:p>
     <w:p>
@@ -4507,7 +6052,7 @@
           <w:color w:val="000000"/>
           <w:sz w:val="18"/>
         </w:rPr>
-        <w:t xml:space="preserve">      ② KDI 연구       8.1MB  바로 작동</w:t>
+        <w:t xml:space="preserve">      ② KDI 연구       26.8MB  바로 작동</w:t>
       </w:r>
     </w:p>
     <w:p>
@@ -4525,7 +6070,7 @@
           <w:color w:val="000000"/>
           <w:sz w:val="18"/>
         </w:rPr>
-        <w:t xml:space="preserve">      ④ 해외사례       1.9MB  바로 작동</w:t>
+        <w:t xml:space="preserve">      ④ 해외사례       14.8MB  바로 작동</w:t>
       </w:r>
     </w:p>
     <w:p>
@@ -6012,7 +7557,7 @@
           <w:color w:val="000000"/>
           <w:sz w:val="21"/>
         </w:rPr>
-        <w:t>국회 의안 인증키 칸이 있습니다. 비워 두셔도 됩니다. 네 개의 검증 통로 중 하나가 꺼질 뿐, 나머지 셋(재정·KDI 연구·해외 사례)은 그대로 작동합니다.</w:t>
+        <w:t>「③ 국회 의안 인증키 (선택)」 칸이 있습니다. 받아 두셨으면 여기에 넣고 [확인] 을 누르십시오. 비워 두셔도 됩니다 — 앞의 「곁들이면 좋은 것」 장을 보십시오.</w:t>
       </w:r>
     </w:p>
     <w:p>
